--- a/docs/levels/Уровень 7 (сетка 8×8).docx
+++ b/docs/levels/Уровень 7 (сетка 8×8).docx
@@ -22,7 +22,7 @@
     </w:p>
     <w:p>
       <w:r>
-        <w:t xml:space="preserve">Поле: 8×8 = 64 клеток. На поле два объекта (① и ②); каждый ход объявляется для одного из них.</w:t>
+        <w:t xml:space="preserve">Поле: 8×8 = 64 клетки. На поле два объекта (① и ②); каждый ход объявляется для одного из них.</w:t>
       </w:r>
     </w:p>
     <w:p>
@@ -81,6 +81,7 @@
     </w:p>
     <w:tbl>
       <w:tblPr>
+        <w:tblW w:w="0" w:type="auto"/>
         <w:tblBorders>
           <w:top w:val="single" w:sz="4" w:space="0" w:color="808080"/>
           <w:left w:val="single" w:sz="4" w:space="0" w:color="808080"/>
@@ -89,10 +90,24 @@
           <w:insideH w:val="single" w:sz="4" w:space="0" w:color="808080"/>
           <w:insideV w:val="single" w:sz="4" w:space="0" w:color="808080"/>
         </w:tblBorders>
+        <w:tblLayout w:type="autofit"/>
       </w:tblPr>
-      <w:tr>
-        <w:tc>
-          <w:tcPr/>
+      <w:tblGrid>
+        <w:gridCol w:w="1040"/>
+        <w:gridCol w:w="1040"/>
+        <w:gridCol w:w="1040"/>
+        <w:gridCol w:w="1040"/>
+        <w:gridCol w:w="1040"/>
+        <w:gridCol w:w="1040"/>
+        <w:gridCol w:w="1040"/>
+        <w:gridCol w:w="1040"/>
+        <w:gridCol w:w="1040"/>
+      </w:tblGrid>
+      <w:tr>
+        <w:tc>
+          <w:tcPr>
+            <w:tcW w:w="1040" w:type="dxa"/>
+          </w:tcPr>
           <w:p>
             <w:r>
               <w:t xml:space="preserve"/>
@@ -100,7 +115,9 @@
           </w:p>
         </w:tc>
         <w:tc>
-          <w:tcPr/>
+          <w:tcPr>
+            <w:tcW w:w="1040" w:type="dxa"/>
+          </w:tcPr>
           <w:p>
             <w:r>
               <w:t xml:space="preserve">Ст. 1</w:t>
@@ -108,7 +125,9 @@
           </w:p>
         </w:tc>
         <w:tc>
-          <w:tcPr/>
+          <w:tcPr>
+            <w:tcW w:w="1040" w:type="dxa"/>
+          </w:tcPr>
           <w:p>
             <w:r>
               <w:t xml:space="preserve">Ст. 2</w:t>
@@ -116,7 +135,9 @@
           </w:p>
         </w:tc>
         <w:tc>
-          <w:tcPr/>
+          <w:tcPr>
+            <w:tcW w:w="1040" w:type="dxa"/>
+          </w:tcPr>
           <w:p>
             <w:r>
               <w:t xml:space="preserve">Ст. 3</w:t>
@@ -124,7 +145,9 @@
           </w:p>
         </w:tc>
         <w:tc>
-          <w:tcPr/>
+          <w:tcPr>
+            <w:tcW w:w="1040" w:type="dxa"/>
+          </w:tcPr>
           <w:p>
             <w:r>
               <w:t xml:space="preserve">Ст. 4</w:t>
@@ -132,7 +155,9 @@
           </w:p>
         </w:tc>
         <w:tc>
-          <w:tcPr/>
+          <w:tcPr>
+            <w:tcW w:w="1040" w:type="dxa"/>
+          </w:tcPr>
           <w:p>
             <w:r>
               <w:t xml:space="preserve">Ст. 5</w:t>
@@ -140,7 +165,9 @@
           </w:p>
         </w:tc>
         <w:tc>
-          <w:tcPr/>
+          <w:tcPr>
+            <w:tcW w:w="1040" w:type="dxa"/>
+          </w:tcPr>
           <w:p>
             <w:r>
               <w:t xml:space="preserve">Ст. 6</w:t>
@@ -148,7 +175,9 @@
           </w:p>
         </w:tc>
         <w:tc>
-          <w:tcPr/>
+          <w:tcPr>
+            <w:tcW w:w="1040" w:type="dxa"/>
+          </w:tcPr>
           <w:p>
             <w:r>
               <w:t xml:space="preserve">Ст. 7</w:t>
@@ -156,7 +185,9 @@
           </w:p>
         </w:tc>
         <w:tc>
-          <w:tcPr/>
+          <w:tcPr>
+            <w:tcW w:w="1040" w:type="dxa"/>
+          </w:tcPr>
           <w:p>
             <w:r>
               <w:t xml:space="preserve">Ст. 8</w:t>
@@ -166,7 +197,9 @@
       </w:tr>
       <w:tr>
         <w:tc>
-          <w:tcPr/>
+          <w:tcPr>
+            <w:tcW w:w="1040" w:type="dxa"/>
+          </w:tcPr>
           <w:p>
             <w:r>
               <w:t xml:space="preserve">Строка 1</w:t>
@@ -174,7 +207,9 @@
           </w:p>
         </w:tc>
         <w:tc>
-          <w:tcPr/>
+          <w:tcPr>
+            <w:tcW w:w="1040" w:type="dxa"/>
+          </w:tcPr>
           <w:p>
             <w:r>
               <w:t xml:space="preserve">11</w:t>
@@ -182,7 +217,9 @@
           </w:p>
         </w:tc>
         <w:tc>
-          <w:tcPr/>
+          <w:tcPr>
+            <w:tcW w:w="1040" w:type="dxa"/>
+          </w:tcPr>
           <w:p>
             <w:r>
               <w:t xml:space="preserve">21</w:t>
@@ -190,7 +227,9 @@
           </w:p>
         </w:tc>
         <w:tc>
-          <w:tcPr/>
+          <w:tcPr>
+            <w:tcW w:w="1040" w:type="dxa"/>
+          </w:tcPr>
           <w:p>
             <w:r>
               <w:t xml:space="preserve">31</w:t>
@@ -198,7 +237,9 @@
           </w:p>
         </w:tc>
         <w:tc>
-          <w:tcPr/>
+          <w:tcPr>
+            <w:tcW w:w="1040" w:type="dxa"/>
+          </w:tcPr>
           <w:p>
             <w:r>
               <w:t xml:space="preserve">41</w:t>
@@ -206,7 +247,9 @@
           </w:p>
         </w:tc>
         <w:tc>
-          <w:tcPr/>
+          <w:tcPr>
+            <w:tcW w:w="1040" w:type="dxa"/>
+          </w:tcPr>
           <w:p>
             <w:r>
               <w:t xml:space="preserve">51</w:t>
@@ -214,7 +257,9 @@
           </w:p>
         </w:tc>
         <w:tc>
-          <w:tcPr/>
+          <w:tcPr>
+            <w:tcW w:w="1040" w:type="dxa"/>
+          </w:tcPr>
           <w:p>
             <w:r>
               <w:t xml:space="preserve">61</w:t>
@@ -222,7 +267,9 @@
           </w:p>
         </w:tc>
         <w:tc>
-          <w:tcPr/>
+          <w:tcPr>
+            <w:tcW w:w="1040" w:type="dxa"/>
+          </w:tcPr>
           <w:p>
             <w:r>
               <w:t xml:space="preserve">71</w:t>
@@ -230,7 +277,9 @@
           </w:p>
         </w:tc>
         <w:tc>
-          <w:tcPr/>
+          <w:tcPr>
+            <w:tcW w:w="1040" w:type="dxa"/>
+          </w:tcPr>
           <w:p>
             <w:r>
               <w:t xml:space="preserve">81</w:t>
@@ -240,7 +289,9 @@
       </w:tr>
       <w:tr>
         <w:tc>
-          <w:tcPr/>
+          <w:tcPr>
+            <w:tcW w:w="1040" w:type="dxa"/>
+          </w:tcPr>
           <w:p>
             <w:r>
               <w:t xml:space="preserve">Строка 2</w:t>
@@ -248,7 +299,9 @@
           </w:p>
         </w:tc>
         <w:tc>
-          <w:tcPr/>
+          <w:tcPr>
+            <w:tcW w:w="1040" w:type="dxa"/>
+          </w:tcPr>
           <w:p>
             <w:r>
               <w:t xml:space="preserve">12</w:t>
@@ -256,7 +309,9 @@
           </w:p>
         </w:tc>
         <w:tc>
-          <w:tcPr/>
+          <w:tcPr>
+            <w:tcW w:w="1040" w:type="dxa"/>
+          </w:tcPr>
           <w:p>
             <w:r>
               <w:t xml:space="preserve">22</w:t>
@@ -264,7 +319,9 @@
           </w:p>
         </w:tc>
         <w:tc>
-          <w:tcPr/>
+          <w:tcPr>
+            <w:tcW w:w="1040" w:type="dxa"/>
+          </w:tcPr>
           <w:p>
             <w:r>
               <w:t xml:space="preserve">32</w:t>
@@ -272,7 +329,9 @@
           </w:p>
         </w:tc>
         <w:tc>
-          <w:tcPr/>
+          <w:tcPr>
+            <w:tcW w:w="1040" w:type="dxa"/>
+          </w:tcPr>
           <w:p>
             <w:r>
               <w:t xml:space="preserve">42</w:t>
@@ -280,7 +339,9 @@
           </w:p>
         </w:tc>
         <w:tc>
-          <w:tcPr/>
+          <w:tcPr>
+            <w:tcW w:w="1040" w:type="dxa"/>
+          </w:tcPr>
           <w:p>
             <w:r>
               <w:t xml:space="preserve">52</w:t>
@@ -288,7 +349,9 @@
           </w:p>
         </w:tc>
         <w:tc>
-          <w:tcPr/>
+          <w:tcPr>
+            <w:tcW w:w="1040" w:type="dxa"/>
+          </w:tcPr>
           <w:p>
             <w:r>
               <w:t xml:space="preserve">62</w:t>
@@ -296,7 +359,9 @@
           </w:p>
         </w:tc>
         <w:tc>
-          <w:tcPr/>
+          <w:tcPr>
+            <w:tcW w:w="1040" w:type="dxa"/>
+          </w:tcPr>
           <w:p>
             <w:r>
               <w:t xml:space="preserve">72</w:t>
@@ -304,7 +369,9 @@
           </w:p>
         </w:tc>
         <w:tc>
-          <w:tcPr/>
+          <w:tcPr>
+            <w:tcW w:w="1040" w:type="dxa"/>
+          </w:tcPr>
           <w:p>
             <w:r>
               <w:t xml:space="preserve">82</w:t>
@@ -314,7 +381,9 @@
       </w:tr>
       <w:tr>
         <w:tc>
-          <w:tcPr/>
+          <w:tcPr>
+            <w:tcW w:w="1040" w:type="dxa"/>
+          </w:tcPr>
           <w:p>
             <w:r>
               <w:t xml:space="preserve">Строка 3</w:t>
@@ -322,7 +391,9 @@
           </w:p>
         </w:tc>
         <w:tc>
-          <w:tcPr/>
+          <w:tcPr>
+            <w:tcW w:w="1040" w:type="dxa"/>
+          </w:tcPr>
           <w:p>
             <w:r>
               <w:t xml:space="preserve">13</w:t>
@@ -330,7 +401,9 @@
           </w:p>
         </w:tc>
         <w:tc>
-          <w:tcPr/>
+          <w:tcPr>
+            <w:tcW w:w="1040" w:type="dxa"/>
+          </w:tcPr>
           <w:p>
             <w:r>
               <w:t xml:space="preserve">23</w:t>
@@ -338,7 +411,9 @@
           </w:p>
         </w:tc>
         <w:tc>
-          <w:tcPr/>
+          <w:tcPr>
+            <w:tcW w:w="1040" w:type="dxa"/>
+          </w:tcPr>
           <w:p>
             <w:r>
               <w:t xml:space="preserve">33</w:t>
@@ -346,7 +421,9 @@
           </w:p>
         </w:tc>
         <w:tc>
-          <w:tcPr/>
+          <w:tcPr>
+            <w:tcW w:w="1040" w:type="dxa"/>
+          </w:tcPr>
           <w:p>
             <w:r>
               <w:t xml:space="preserve">43</w:t>
@@ -354,7 +431,9 @@
           </w:p>
         </w:tc>
         <w:tc>
-          <w:tcPr/>
+          <w:tcPr>
+            <w:tcW w:w="1040" w:type="dxa"/>
+          </w:tcPr>
           <w:p>
             <w:r>
               <w:t xml:space="preserve">53</w:t>
@@ -362,7 +441,9 @@
           </w:p>
         </w:tc>
         <w:tc>
-          <w:tcPr/>
+          <w:tcPr>
+            <w:tcW w:w="1040" w:type="dxa"/>
+          </w:tcPr>
           <w:p>
             <w:r>
               <w:t xml:space="preserve">63</w:t>
@@ -370,7 +451,9 @@
           </w:p>
         </w:tc>
         <w:tc>
-          <w:tcPr/>
+          <w:tcPr>
+            <w:tcW w:w="1040" w:type="dxa"/>
+          </w:tcPr>
           <w:p>
             <w:r>
               <w:t xml:space="preserve">73</w:t>
@@ -378,7 +461,9 @@
           </w:p>
         </w:tc>
         <w:tc>
-          <w:tcPr/>
+          <w:tcPr>
+            <w:tcW w:w="1040" w:type="dxa"/>
+          </w:tcPr>
           <w:p>
             <w:r>
               <w:t xml:space="preserve">83</w:t>
@@ -388,7 +473,9 @@
       </w:tr>
       <w:tr>
         <w:tc>
-          <w:tcPr/>
+          <w:tcPr>
+            <w:tcW w:w="1040" w:type="dxa"/>
+          </w:tcPr>
           <w:p>
             <w:r>
               <w:t xml:space="preserve">Строка 4</w:t>
@@ -396,7 +483,9 @@
           </w:p>
         </w:tc>
         <w:tc>
-          <w:tcPr/>
+          <w:tcPr>
+            <w:tcW w:w="1040" w:type="dxa"/>
+          </w:tcPr>
           <w:p>
             <w:r>
               <w:t xml:space="preserve">14</w:t>
@@ -404,7 +493,9 @@
           </w:p>
         </w:tc>
         <w:tc>
-          <w:tcPr/>
+          <w:tcPr>
+            <w:tcW w:w="1040" w:type="dxa"/>
+          </w:tcPr>
           <w:p>
             <w:r>
               <w:t xml:space="preserve">24</w:t>
@@ -412,7 +503,9 @@
           </w:p>
         </w:tc>
         <w:tc>
-          <w:tcPr/>
+          <w:tcPr>
+            <w:tcW w:w="1040" w:type="dxa"/>
+          </w:tcPr>
           <w:p>
             <w:r>
               <w:t xml:space="preserve">34</w:t>
@@ -420,7 +513,9 @@
           </w:p>
         </w:tc>
         <w:tc>
-          <w:tcPr/>
+          <w:tcPr>
+            <w:tcW w:w="1040" w:type="dxa"/>
+          </w:tcPr>
           <w:p>
             <w:r>
               <w:t xml:space="preserve">44</w:t>
@@ -428,7 +523,9 @@
           </w:p>
         </w:tc>
         <w:tc>
-          <w:tcPr/>
+          <w:tcPr>
+            <w:tcW w:w="1040" w:type="dxa"/>
+          </w:tcPr>
           <w:p>
             <w:r>
               <w:t xml:space="preserve">54</w:t>
@@ -436,7 +533,9 @@
           </w:p>
         </w:tc>
         <w:tc>
-          <w:tcPr/>
+          <w:tcPr>
+            <w:tcW w:w="1040" w:type="dxa"/>
+          </w:tcPr>
           <w:p>
             <w:r>
               <w:t xml:space="preserve">64</w:t>
@@ -444,7 +543,9 @@
           </w:p>
         </w:tc>
         <w:tc>
-          <w:tcPr/>
+          <w:tcPr>
+            <w:tcW w:w="1040" w:type="dxa"/>
+          </w:tcPr>
           <w:p>
             <w:r>
               <w:t xml:space="preserve">74</w:t>
@@ -452,7 +553,9 @@
           </w:p>
         </w:tc>
         <w:tc>
-          <w:tcPr/>
+          <w:tcPr>
+            <w:tcW w:w="1040" w:type="dxa"/>
+          </w:tcPr>
           <w:p>
             <w:r>
               <w:t xml:space="preserve">84</w:t>
@@ -462,7 +565,9 @@
       </w:tr>
       <w:tr>
         <w:tc>
-          <w:tcPr/>
+          <w:tcPr>
+            <w:tcW w:w="1040" w:type="dxa"/>
+          </w:tcPr>
           <w:p>
             <w:r>
               <w:t xml:space="preserve">Строка 5</w:t>
@@ -470,7 +575,9 @@
           </w:p>
         </w:tc>
         <w:tc>
-          <w:tcPr/>
+          <w:tcPr>
+            <w:tcW w:w="1040" w:type="dxa"/>
+          </w:tcPr>
           <w:p>
             <w:r>
               <w:t xml:space="preserve">15</w:t>
@@ -478,7 +585,9 @@
           </w:p>
         </w:tc>
         <w:tc>
-          <w:tcPr/>
+          <w:tcPr>
+            <w:tcW w:w="1040" w:type="dxa"/>
+          </w:tcPr>
           <w:p>
             <w:r>
               <w:t xml:space="preserve">25</w:t>
@@ -486,7 +595,9 @@
           </w:p>
         </w:tc>
         <w:tc>
-          <w:tcPr/>
+          <w:tcPr>
+            <w:tcW w:w="1040" w:type="dxa"/>
+          </w:tcPr>
           <w:p>
             <w:r>
               <w:t xml:space="preserve">35</w:t>
@@ -494,7 +605,9 @@
           </w:p>
         </w:tc>
         <w:tc>
-          <w:tcPr/>
+          <w:tcPr>
+            <w:tcW w:w="1040" w:type="dxa"/>
+          </w:tcPr>
           <w:p>
             <w:r>
               <w:t xml:space="preserve">45</w:t>
@@ -502,7 +615,9 @@
           </w:p>
         </w:tc>
         <w:tc>
-          <w:tcPr/>
+          <w:tcPr>
+            <w:tcW w:w="1040" w:type="dxa"/>
+          </w:tcPr>
           <w:p>
             <w:r>
               <w:t xml:space="preserve">55</w:t>
@@ -510,7 +625,9 @@
           </w:p>
         </w:tc>
         <w:tc>
-          <w:tcPr/>
+          <w:tcPr>
+            <w:tcW w:w="1040" w:type="dxa"/>
+          </w:tcPr>
           <w:p>
             <w:r>
               <w:t xml:space="preserve">65</w:t>
@@ -518,7 +635,9 @@
           </w:p>
         </w:tc>
         <w:tc>
-          <w:tcPr/>
+          <w:tcPr>
+            <w:tcW w:w="1040" w:type="dxa"/>
+          </w:tcPr>
           <w:p>
             <w:r>
               <w:t xml:space="preserve">75</w:t>
@@ -526,7 +645,9 @@
           </w:p>
         </w:tc>
         <w:tc>
-          <w:tcPr/>
+          <w:tcPr>
+            <w:tcW w:w="1040" w:type="dxa"/>
+          </w:tcPr>
           <w:p>
             <w:r>
               <w:t xml:space="preserve">85</w:t>
@@ -536,7 +657,9 @@
       </w:tr>
       <w:tr>
         <w:tc>
-          <w:tcPr/>
+          <w:tcPr>
+            <w:tcW w:w="1040" w:type="dxa"/>
+          </w:tcPr>
           <w:p>
             <w:r>
               <w:t xml:space="preserve">Строка 6</w:t>
@@ -544,7 +667,9 @@
           </w:p>
         </w:tc>
         <w:tc>
-          <w:tcPr/>
+          <w:tcPr>
+            <w:tcW w:w="1040" w:type="dxa"/>
+          </w:tcPr>
           <w:p>
             <w:r>
               <w:t xml:space="preserve">16</w:t>
@@ -552,7 +677,9 @@
           </w:p>
         </w:tc>
         <w:tc>
-          <w:tcPr/>
+          <w:tcPr>
+            <w:tcW w:w="1040" w:type="dxa"/>
+          </w:tcPr>
           <w:p>
             <w:r>
               <w:t xml:space="preserve">26</w:t>
@@ -560,7 +687,9 @@
           </w:p>
         </w:tc>
         <w:tc>
-          <w:tcPr/>
+          <w:tcPr>
+            <w:tcW w:w="1040" w:type="dxa"/>
+          </w:tcPr>
           <w:p>
             <w:r>
               <w:t xml:space="preserve">36</w:t>
@@ -568,7 +697,9 @@
           </w:p>
         </w:tc>
         <w:tc>
-          <w:tcPr/>
+          <w:tcPr>
+            <w:tcW w:w="1040" w:type="dxa"/>
+          </w:tcPr>
           <w:p>
             <w:r>
               <w:t xml:space="preserve">46</w:t>
@@ -576,7 +707,9 @@
           </w:p>
         </w:tc>
         <w:tc>
-          <w:tcPr/>
+          <w:tcPr>
+            <w:tcW w:w="1040" w:type="dxa"/>
+          </w:tcPr>
           <w:p>
             <w:r>
               <w:t xml:space="preserve">56</w:t>
@@ -584,7 +717,9 @@
           </w:p>
         </w:tc>
         <w:tc>
-          <w:tcPr/>
+          <w:tcPr>
+            <w:tcW w:w="1040" w:type="dxa"/>
+          </w:tcPr>
           <w:p>
             <w:r>
               <w:t xml:space="preserve">66</w:t>
@@ -592,7 +727,9 @@
           </w:p>
         </w:tc>
         <w:tc>
-          <w:tcPr/>
+          <w:tcPr>
+            <w:tcW w:w="1040" w:type="dxa"/>
+          </w:tcPr>
           <w:p>
             <w:r>
               <w:t xml:space="preserve">76</w:t>
@@ -600,7 +737,9 @@
           </w:p>
         </w:tc>
         <w:tc>
-          <w:tcPr/>
+          <w:tcPr>
+            <w:tcW w:w="1040" w:type="dxa"/>
+          </w:tcPr>
           <w:p>
             <w:r>
               <w:t xml:space="preserve">86</w:t>
@@ -610,7 +749,9 @@
       </w:tr>
       <w:tr>
         <w:tc>
-          <w:tcPr/>
+          <w:tcPr>
+            <w:tcW w:w="1040" w:type="dxa"/>
+          </w:tcPr>
           <w:p>
             <w:r>
               <w:t xml:space="preserve">Строка 7</w:t>
@@ -618,7 +759,9 @@
           </w:p>
         </w:tc>
         <w:tc>
-          <w:tcPr/>
+          <w:tcPr>
+            <w:tcW w:w="1040" w:type="dxa"/>
+          </w:tcPr>
           <w:p>
             <w:r>
               <w:t xml:space="preserve">17</w:t>
@@ -626,7 +769,9 @@
           </w:p>
         </w:tc>
         <w:tc>
-          <w:tcPr/>
+          <w:tcPr>
+            <w:tcW w:w="1040" w:type="dxa"/>
+          </w:tcPr>
           <w:p>
             <w:r>
               <w:t xml:space="preserve">27</w:t>
@@ -634,7 +779,9 @@
           </w:p>
         </w:tc>
         <w:tc>
-          <w:tcPr/>
+          <w:tcPr>
+            <w:tcW w:w="1040" w:type="dxa"/>
+          </w:tcPr>
           <w:p>
             <w:r>
               <w:t xml:space="preserve">37</w:t>
@@ -642,7 +789,9 @@
           </w:p>
         </w:tc>
         <w:tc>
-          <w:tcPr/>
+          <w:tcPr>
+            <w:tcW w:w="1040" w:type="dxa"/>
+          </w:tcPr>
           <w:p>
             <w:r>
               <w:t xml:space="preserve">47</w:t>
@@ -650,7 +799,9 @@
           </w:p>
         </w:tc>
         <w:tc>
-          <w:tcPr/>
+          <w:tcPr>
+            <w:tcW w:w="1040" w:type="dxa"/>
+          </w:tcPr>
           <w:p>
             <w:r>
               <w:t xml:space="preserve">57</w:t>
@@ -658,7 +809,9 @@
           </w:p>
         </w:tc>
         <w:tc>
-          <w:tcPr/>
+          <w:tcPr>
+            <w:tcW w:w="1040" w:type="dxa"/>
+          </w:tcPr>
           <w:p>
             <w:r>
               <w:t xml:space="preserve">67</w:t>
@@ -666,7 +819,9 @@
           </w:p>
         </w:tc>
         <w:tc>
-          <w:tcPr/>
+          <w:tcPr>
+            <w:tcW w:w="1040" w:type="dxa"/>
+          </w:tcPr>
           <w:p>
             <w:r>
               <w:t xml:space="preserve">77</w:t>
@@ -674,7 +829,9 @@
           </w:p>
         </w:tc>
         <w:tc>
-          <w:tcPr/>
+          <w:tcPr>
+            <w:tcW w:w="1040" w:type="dxa"/>
+          </w:tcPr>
           <w:p>
             <w:r>
               <w:t xml:space="preserve">87</w:t>
@@ -684,7 +841,9 @@
       </w:tr>
       <w:tr>
         <w:tc>
-          <w:tcPr/>
+          <w:tcPr>
+            <w:tcW w:w="1040" w:type="dxa"/>
+          </w:tcPr>
           <w:p>
             <w:r>
               <w:t xml:space="preserve">Строка 8</w:t>
@@ -692,7 +851,9 @@
           </w:p>
         </w:tc>
         <w:tc>
-          <w:tcPr/>
+          <w:tcPr>
+            <w:tcW w:w="1040" w:type="dxa"/>
+          </w:tcPr>
           <w:p>
             <w:r>
               <w:t xml:space="preserve">18</w:t>
@@ -700,7 +861,9 @@
           </w:p>
         </w:tc>
         <w:tc>
-          <w:tcPr/>
+          <w:tcPr>
+            <w:tcW w:w="1040" w:type="dxa"/>
+          </w:tcPr>
           <w:p>
             <w:r>
               <w:t xml:space="preserve">28</w:t>
@@ -708,7 +871,9 @@
           </w:p>
         </w:tc>
         <w:tc>
-          <w:tcPr/>
+          <w:tcPr>
+            <w:tcW w:w="1040" w:type="dxa"/>
+          </w:tcPr>
           <w:p>
             <w:r>
               <w:t xml:space="preserve">38</w:t>
@@ -716,7 +881,9 @@
           </w:p>
         </w:tc>
         <w:tc>
-          <w:tcPr/>
+          <w:tcPr>
+            <w:tcW w:w="1040" w:type="dxa"/>
+          </w:tcPr>
           <w:p>
             <w:r>
               <w:t xml:space="preserve">48</w:t>
@@ -724,7 +891,9 @@
           </w:p>
         </w:tc>
         <w:tc>
-          <w:tcPr/>
+          <w:tcPr>
+            <w:tcW w:w="1040" w:type="dxa"/>
+          </w:tcPr>
           <w:p>
             <w:r>
               <w:t xml:space="preserve">58</w:t>
@@ -732,7 +901,9 @@
           </w:p>
         </w:tc>
         <w:tc>
-          <w:tcPr/>
+          <w:tcPr>
+            <w:tcW w:w="1040" w:type="dxa"/>
+          </w:tcPr>
           <w:p>
             <w:r>
               <w:t xml:space="preserve">68</w:t>
@@ -740,7 +911,9 @@
           </w:p>
         </w:tc>
         <w:tc>
-          <w:tcPr/>
+          <w:tcPr>
+            <w:tcW w:w="1040" w:type="dxa"/>
+          </w:tcPr>
           <w:p>
             <w:r>
               <w:t xml:space="preserve">78</w:t>
@@ -748,7 +921,9 @@
           </w:p>
         </w:tc>
         <w:tc>
-          <w:tcPr/>
+          <w:tcPr>
+            <w:tcW w:w="1040" w:type="dxa"/>
+          </w:tcPr>
           <w:p>
             <w:r>
               <w:t xml:space="preserve">88</w:t>
@@ -779,6 +954,7 @@
     </w:p>
     <w:tbl>
       <w:tblPr>
+        <w:tblW w:w="0" w:type="auto"/>
         <w:tblBorders>
           <w:top w:val="single" w:sz="4" w:space="0" w:color="808080"/>
           <w:left w:val="single" w:sz="4" w:space="0" w:color="808080"/>
@@ -787,10 +963,19 @@
           <w:insideH w:val="single" w:sz="4" w:space="0" w:color="808080"/>
           <w:insideV w:val="single" w:sz="4" w:space="0" w:color="808080"/>
         </w:tblBorders>
+        <w:tblLayout w:type="autofit"/>
       </w:tblPr>
-      <w:tr>
-        <w:tc>
-          <w:tcPr/>
+      <w:tblGrid>
+        <w:gridCol w:w="2340"/>
+        <w:gridCol w:w="2340"/>
+        <w:gridCol w:w="2340"/>
+        <w:gridCol w:w="2340"/>
+      </w:tblGrid>
+      <w:tr>
+        <w:tc>
+          <w:tcPr>
+            <w:tcW w:w="2340" w:type="dxa"/>
+          </w:tcPr>
           <w:p>
             <w:r>
               <w:t xml:space="preserve">Тип хода</w:t>
@@ -798,7 +983,9 @@
           </w:p>
         </w:tc>
         <w:tc>
-          <w:tcPr/>
+          <w:tcPr>
+            <w:tcW w:w="2340" w:type="dxa"/>
+          </w:tcPr>
           <w:p>
             <w:r>
               <w:t xml:space="preserve">Вариаций</w:t>
@@ -806,7 +993,9 @@
           </w:p>
         </w:tc>
         <w:tc>
-          <w:tcPr/>
+          <w:tcPr>
+            <w:tcW w:w="2340" w:type="dxa"/>
+          </w:tcPr>
           <w:p>
             <w:r>
               <w:t xml:space="preserve">Шагов за ход</w:t>
@@ -814,7 +1003,9 @@
           </w:p>
         </w:tc>
         <w:tc>
-          <w:tcPr/>
+          <w:tcPr>
+            <w:tcW w:w="2340" w:type="dxa"/>
+          </w:tcPr>
           <w:p>
             <w:r>
               <w:t xml:space="preserve">Всего шагов</w:t>
@@ -824,7 +1015,9 @@
       </w:tr>
       <w:tr>
         <w:tc>
-          <w:tcPr/>
+          <w:tcPr>
+            <w:tcW w:w="2340" w:type="dxa"/>
+          </w:tcPr>
           <w:p>
             <w:r>
               <w:t xml:space="preserve">Прямые на 2 клетки</w:t>
@@ -832,7 +1025,9 @@
           </w:p>
         </w:tc>
         <w:tc>
-          <w:tcPr/>
+          <w:tcPr>
+            <w:tcW w:w="2340" w:type="dxa"/>
+          </w:tcPr>
           <w:p>
             <w:r>
               <w:t xml:space="preserve">4</w:t>
@@ -840,7 +1035,9 @@
           </w:p>
         </w:tc>
         <w:tc>
-          <w:tcPr/>
+          <w:tcPr>
+            <w:tcW w:w="2340" w:type="dxa"/>
+          </w:tcPr>
           <w:p>
             <w:r>
               <w:t xml:space="preserve">2</w:t>
@@ -848,7 +1045,9 @@
           </w:p>
         </w:tc>
         <w:tc>
-          <w:tcPr/>
+          <w:tcPr>
+            <w:tcW w:w="2340" w:type="dxa"/>
+          </w:tcPr>
           <w:p>
             <w:r>
               <w:t xml:space="preserve">8</w:t>
@@ -858,7 +1057,9 @@
       </w:tr>
       <w:tr>
         <w:tc>
-          <w:tcPr/>
+          <w:tcPr>
+            <w:tcW w:w="2340" w:type="dxa"/>
+          </w:tcPr>
           <w:p>
             <w:r>
               <w:t xml:space="preserve">Прямые на 3 клетки</w:t>
@@ -866,7 +1067,9 @@
           </w:p>
         </w:tc>
         <w:tc>
-          <w:tcPr/>
+          <w:tcPr>
+            <w:tcW w:w="2340" w:type="dxa"/>
+          </w:tcPr>
           <w:p>
             <w:r>
               <w:t xml:space="preserve">4</w:t>
@@ -874,7 +1077,9 @@
           </w:p>
         </w:tc>
         <w:tc>
-          <w:tcPr/>
+          <w:tcPr>
+            <w:tcW w:w="2340" w:type="dxa"/>
+          </w:tcPr>
           <w:p>
             <w:r>
               <w:t xml:space="preserve">3</w:t>
@@ -882,7 +1087,9 @@
           </w:p>
         </w:tc>
         <w:tc>
-          <w:tcPr/>
+          <w:tcPr>
+            <w:tcW w:w="2340" w:type="dxa"/>
+          </w:tcPr>
           <w:p>
             <w:r>
               <w:t xml:space="preserve">12</w:t>
@@ -892,7 +1099,9 @@
       </w:tr>
       <w:tr>
         <w:tc>
-          <w:tcPr/>
+          <w:tcPr>
+            <w:tcW w:w="2340" w:type="dxa"/>
+          </w:tcPr>
           <w:p>
             <w:r>
               <w:t xml:space="preserve">Двойные (1+2)</w:t>
@@ -900,7 +1109,9 @@
           </w:p>
         </w:tc>
         <w:tc>
-          <w:tcPr/>
+          <w:tcPr>
+            <w:tcW w:w="2340" w:type="dxa"/>
+          </w:tcPr>
           <w:p>
             <w:r>
               <w:t xml:space="preserve">4</w:t>
@@ -908,7 +1119,9 @@
           </w:p>
         </w:tc>
         <w:tc>
-          <w:tcPr/>
+          <w:tcPr>
+            <w:tcW w:w="2340" w:type="dxa"/>
+          </w:tcPr>
           <w:p>
             <w:r>
               <w:t xml:space="preserve">3</w:t>
@@ -916,7 +1129,9 @@
           </w:p>
         </w:tc>
         <w:tc>
-          <w:tcPr/>
+          <w:tcPr>
+            <w:tcW w:w="2340" w:type="dxa"/>
+          </w:tcPr>
           <w:p>
             <w:r>
               <w:t xml:space="preserve">12</w:t>
@@ -926,7 +1141,9 @@
       </w:tr>
       <w:tr>
         <w:tc>
-          <w:tcPr/>
+          <w:tcPr>
+            <w:tcW w:w="2340" w:type="dxa"/>
+          </w:tcPr>
           <w:p>
             <w:r>
               <w:t xml:space="preserve">Обратные (1+2)</w:t>
@@ -934,7 +1151,9 @@
           </w:p>
         </w:tc>
         <w:tc>
-          <w:tcPr/>
+          <w:tcPr>
+            <w:tcW w:w="2340" w:type="dxa"/>
+          </w:tcPr>
           <w:p>
             <w:r>
               <w:t xml:space="preserve">4</w:t>
@@ -942,7 +1161,9 @@
           </w:p>
         </w:tc>
         <w:tc>
-          <w:tcPr/>
+          <w:tcPr>
+            <w:tcW w:w="2340" w:type="dxa"/>
+          </w:tcPr>
           <w:p>
             <w:r>
               <w:t xml:space="preserve">3</w:t>
@@ -950,7 +1171,9 @@
           </w:p>
         </w:tc>
         <w:tc>
-          <w:tcPr/>
+          <w:tcPr>
+            <w:tcW w:w="2340" w:type="dxa"/>
+          </w:tcPr>
           <w:p>
             <w:r>
               <w:t xml:space="preserve">12</w:t>
@@ -960,7 +1183,9 @@
       </w:tr>
       <w:tr>
         <w:tc>
-          <w:tcPr/>
+          <w:tcPr>
+            <w:tcW w:w="2340" w:type="dxa"/>
+          </w:tcPr>
           <w:p>
             <w:r>
               <w:t xml:space="preserve">Г-образные (1+2)</w:t>
@@ -968,7 +1193,9 @@
           </w:p>
         </w:tc>
         <w:tc>
-          <w:tcPr/>
+          <w:tcPr>
+            <w:tcW w:w="2340" w:type="dxa"/>
+          </w:tcPr>
           <w:p>
             <w:r>
               <w:t xml:space="preserve">8</w:t>
@@ -976,7 +1203,9 @@
           </w:p>
         </w:tc>
         <w:tc>
-          <w:tcPr/>
+          <w:tcPr>
+            <w:tcW w:w="2340" w:type="dxa"/>
+          </w:tcPr>
           <w:p>
             <w:r>
               <w:t xml:space="preserve">3</w:t>
@@ -984,7 +1213,9 @@
           </w:p>
         </w:tc>
         <w:tc>
-          <w:tcPr/>
+          <w:tcPr>
+            <w:tcW w:w="2340" w:type="dxa"/>
+          </w:tcPr>
           <w:p>
             <w:r>
               <w:t xml:space="preserve">24</w:t>
@@ -994,7 +1225,9 @@
       </w:tr>
       <w:tr>
         <w:tc>
-          <w:tcPr/>
+          <w:tcPr>
+            <w:tcW w:w="2340" w:type="dxa"/>
+          </w:tcPr>
           <w:p>
             <w:r>
               <w:t xml:space="preserve">Двойные (2+1)</w:t>
@@ -1002,7 +1235,9 @@
           </w:p>
         </w:tc>
         <w:tc>
-          <w:tcPr/>
+          <w:tcPr>
+            <w:tcW w:w="2340" w:type="dxa"/>
+          </w:tcPr>
           <w:p>
             <w:r>
               <w:t xml:space="preserve">4</w:t>
@@ -1010,7 +1245,9 @@
           </w:p>
         </w:tc>
         <w:tc>
-          <w:tcPr/>
+          <w:tcPr>
+            <w:tcW w:w="2340" w:type="dxa"/>
+          </w:tcPr>
           <w:p>
             <w:r>
               <w:t xml:space="preserve">3</w:t>
@@ -1018,7 +1255,9 @@
           </w:p>
         </w:tc>
         <w:tc>
-          <w:tcPr/>
+          <w:tcPr>
+            <w:tcW w:w="2340" w:type="dxa"/>
+          </w:tcPr>
           <w:p>
             <w:r>
               <w:t xml:space="preserve">12</w:t>
@@ -1028,7 +1267,9 @@
       </w:tr>
       <w:tr>
         <w:tc>
-          <w:tcPr/>
+          <w:tcPr>
+            <w:tcW w:w="2340" w:type="dxa"/>
+          </w:tcPr>
           <w:p>
             <w:r>
               <w:t xml:space="preserve">Обратные (2+1)</w:t>
@@ -1036,7 +1277,9 @@
           </w:p>
         </w:tc>
         <w:tc>
-          <w:tcPr/>
+          <w:tcPr>
+            <w:tcW w:w="2340" w:type="dxa"/>
+          </w:tcPr>
           <w:p>
             <w:r>
               <w:t xml:space="preserve">4</w:t>
@@ -1044,7 +1287,9 @@
           </w:p>
         </w:tc>
         <w:tc>
-          <w:tcPr/>
+          <w:tcPr>
+            <w:tcW w:w="2340" w:type="dxa"/>
+          </w:tcPr>
           <w:p>
             <w:r>
               <w:t xml:space="preserve">3</w:t>
@@ -1052,7 +1297,9 @@
           </w:p>
         </w:tc>
         <w:tc>
-          <w:tcPr/>
+          <w:tcPr>
+            <w:tcW w:w="2340" w:type="dxa"/>
+          </w:tcPr>
           <w:p>
             <w:r>
               <w:t xml:space="preserve">12</w:t>
@@ -1062,7 +1309,9 @@
       </w:tr>
       <w:tr>
         <w:tc>
-          <w:tcPr/>
+          <w:tcPr>
+            <w:tcW w:w="2340" w:type="dxa"/>
+          </w:tcPr>
           <w:p>
             <w:r>
               <w:t xml:space="preserve">Г-образные (2+1)</w:t>
@@ -1070,7 +1319,9 @@
           </w:p>
         </w:tc>
         <w:tc>
-          <w:tcPr/>
+          <w:tcPr>
+            <w:tcW w:w="2340" w:type="dxa"/>
+          </w:tcPr>
           <w:p>
             <w:r>
               <w:t xml:space="preserve">8</w:t>
@@ -1078,7 +1329,9 @@
           </w:p>
         </w:tc>
         <w:tc>
-          <w:tcPr/>
+          <w:tcPr>
+            <w:tcW w:w="2340" w:type="dxa"/>
+          </w:tcPr>
           <w:p>
             <w:r>
               <w:t xml:space="preserve">3</w:t>
@@ -1086,7 +1339,9 @@
           </w:p>
         </w:tc>
         <w:tc>
-          <w:tcPr/>
+          <w:tcPr>
+            <w:tcW w:w="2340" w:type="dxa"/>
+          </w:tcPr>
           <w:p>
             <w:r>
               <w:t xml:space="preserve">24</w:t>
@@ -1096,7 +1351,9 @@
       </w:tr>
       <w:tr>
         <w:tc>
-          <w:tcPr/>
+          <w:tcPr>
+            <w:tcW w:w="2340" w:type="dxa"/>
+          </w:tcPr>
           <w:p>
             <w:r>
               <w:t xml:space="preserve">Прямые на 4 клетки</w:t>
@@ -1104,7 +1361,9 @@
           </w:p>
         </w:tc>
         <w:tc>
-          <w:tcPr/>
+          <w:tcPr>
+            <w:tcW w:w="2340" w:type="dxa"/>
+          </w:tcPr>
           <w:p>
             <w:r>
               <w:t xml:space="preserve">4</w:t>
@@ -1112,7 +1371,9 @@
           </w:p>
         </w:tc>
         <w:tc>
-          <w:tcPr/>
+          <w:tcPr>
+            <w:tcW w:w="2340" w:type="dxa"/>
+          </w:tcPr>
           <w:p>
             <w:r>
               <w:t xml:space="preserve">4</w:t>
@@ -1120,7 +1381,9 @@
           </w:p>
         </w:tc>
         <w:tc>
-          <w:tcPr/>
+          <w:tcPr>
+            <w:tcW w:w="2340" w:type="dxa"/>
+          </w:tcPr>
           <w:p>
             <w:r>
               <w:t xml:space="preserve">16</w:t>
@@ -1130,7 +1393,9 @@
       </w:tr>
       <w:tr>
         <w:tc>
-          <w:tcPr/>
+          <w:tcPr>
+            <w:tcW w:w="2340" w:type="dxa"/>
+          </w:tcPr>
           <w:p>
             <w:r>
               <w:t xml:space="preserve">Двойные (1+3)</w:t>
@@ -1138,7 +1403,9 @@
           </w:p>
         </w:tc>
         <w:tc>
-          <w:tcPr/>
+          <w:tcPr>
+            <w:tcW w:w="2340" w:type="dxa"/>
+          </w:tcPr>
           <w:p>
             <w:r>
               <w:t xml:space="preserve">4</w:t>
@@ -1146,7 +1413,9 @@
           </w:p>
         </w:tc>
         <w:tc>
-          <w:tcPr/>
+          <w:tcPr>
+            <w:tcW w:w="2340" w:type="dxa"/>
+          </w:tcPr>
           <w:p>
             <w:r>
               <w:t xml:space="preserve">4</w:t>
@@ -1154,7 +1423,9 @@
           </w:p>
         </w:tc>
         <w:tc>
-          <w:tcPr/>
+          <w:tcPr>
+            <w:tcW w:w="2340" w:type="dxa"/>
+          </w:tcPr>
           <w:p>
             <w:r>
               <w:t xml:space="preserve">16</w:t>
@@ -1164,7 +1435,9 @@
       </w:tr>
       <w:tr>
         <w:tc>
-          <w:tcPr/>
+          <w:tcPr>
+            <w:tcW w:w="2340" w:type="dxa"/>
+          </w:tcPr>
           <w:p>
             <w:r>
               <w:t xml:space="preserve">Обратные (1+3)</w:t>
@@ -1172,7 +1445,9 @@
           </w:p>
         </w:tc>
         <w:tc>
-          <w:tcPr/>
+          <w:tcPr>
+            <w:tcW w:w="2340" w:type="dxa"/>
+          </w:tcPr>
           <w:p>
             <w:r>
               <w:t xml:space="preserve">4</w:t>
@@ -1180,7 +1455,9 @@
           </w:p>
         </w:tc>
         <w:tc>
-          <w:tcPr/>
+          <w:tcPr>
+            <w:tcW w:w="2340" w:type="dxa"/>
+          </w:tcPr>
           <w:p>
             <w:r>
               <w:t xml:space="preserve">4</w:t>
@@ -1188,7 +1465,9 @@
           </w:p>
         </w:tc>
         <w:tc>
-          <w:tcPr/>
+          <w:tcPr>
+            <w:tcW w:w="2340" w:type="dxa"/>
+          </w:tcPr>
           <w:p>
             <w:r>
               <w:t xml:space="preserve">16</w:t>
@@ -1198,7 +1477,9 @@
       </w:tr>
       <w:tr>
         <w:tc>
-          <w:tcPr/>
+          <w:tcPr>
+            <w:tcW w:w="2340" w:type="dxa"/>
+          </w:tcPr>
           <w:p>
             <w:r>
               <w:t xml:space="preserve">Г-образные (1+3)</w:t>
@@ -1206,7 +1487,9 @@
           </w:p>
         </w:tc>
         <w:tc>
-          <w:tcPr/>
+          <w:tcPr>
+            <w:tcW w:w="2340" w:type="dxa"/>
+          </w:tcPr>
           <w:p>
             <w:r>
               <w:t xml:space="preserve">8</w:t>
@@ -1214,7 +1497,9 @@
           </w:p>
         </w:tc>
         <w:tc>
-          <w:tcPr/>
+          <w:tcPr>
+            <w:tcW w:w="2340" w:type="dxa"/>
+          </w:tcPr>
           <w:p>
             <w:r>
               <w:t xml:space="preserve">4</w:t>
@@ -1222,7 +1507,9 @@
           </w:p>
         </w:tc>
         <w:tc>
-          <w:tcPr/>
+          <w:tcPr>
+            <w:tcW w:w="2340" w:type="dxa"/>
+          </w:tcPr>
           <w:p>
             <w:r>
               <w:t xml:space="preserve">32</w:t>
@@ -1232,7 +1519,9 @@
       </w:tr>
       <w:tr>
         <w:tc>
-          <w:tcPr/>
+          <w:tcPr>
+            <w:tcW w:w="2340" w:type="dxa"/>
+          </w:tcPr>
           <w:p>
             <w:r>
               <w:t xml:space="preserve">Двойные (2+2)</w:t>
@@ -1240,7 +1529,9 @@
           </w:p>
         </w:tc>
         <w:tc>
-          <w:tcPr/>
+          <w:tcPr>
+            <w:tcW w:w="2340" w:type="dxa"/>
+          </w:tcPr>
           <w:p>
             <w:r>
               <w:t xml:space="preserve">4</w:t>
@@ -1248,7 +1539,9 @@
           </w:p>
         </w:tc>
         <w:tc>
-          <w:tcPr/>
+          <w:tcPr>
+            <w:tcW w:w="2340" w:type="dxa"/>
+          </w:tcPr>
           <w:p>
             <w:r>
               <w:t xml:space="preserve">4</w:t>
@@ -1256,7 +1549,9 @@
           </w:p>
         </w:tc>
         <w:tc>
-          <w:tcPr/>
+          <w:tcPr>
+            <w:tcW w:w="2340" w:type="dxa"/>
+          </w:tcPr>
           <w:p>
             <w:r>
               <w:t xml:space="preserve">16</w:t>
@@ -1266,7 +1561,9 @@
       </w:tr>
       <w:tr>
         <w:tc>
-          <w:tcPr/>
+          <w:tcPr>
+            <w:tcW w:w="2340" w:type="dxa"/>
+          </w:tcPr>
           <w:p>
             <w:r>
               <w:t xml:space="preserve">Г-образные (2+2)</w:t>
@@ -1274,7 +1571,9 @@
           </w:p>
         </w:tc>
         <w:tc>
-          <w:tcPr/>
+          <w:tcPr>
+            <w:tcW w:w="2340" w:type="dxa"/>
+          </w:tcPr>
           <w:p>
             <w:r>
               <w:t xml:space="preserve">8</w:t>
@@ -1282,7 +1581,9 @@
           </w:p>
         </w:tc>
         <w:tc>
-          <w:tcPr/>
+          <w:tcPr>
+            <w:tcW w:w="2340" w:type="dxa"/>
+          </w:tcPr>
           <w:p>
             <w:r>
               <w:t xml:space="preserve">4</w:t>
@@ -1290,7 +1591,9 @@
           </w:p>
         </w:tc>
         <w:tc>
-          <w:tcPr/>
+          <w:tcPr>
+            <w:tcW w:w="2340" w:type="dxa"/>
+          </w:tcPr>
           <w:p>
             <w:r>
               <w:t xml:space="preserve">32</w:t>
@@ -1300,7 +1603,9 @@
       </w:tr>
       <w:tr>
         <w:tc>
-          <w:tcPr/>
+          <w:tcPr>
+            <w:tcW w:w="2340" w:type="dxa"/>
+          </w:tcPr>
           <w:p>
             <w:r>
               <w:t xml:space="preserve">Двойные (3+1)</w:t>
@@ -1308,7 +1613,9 @@
           </w:p>
         </w:tc>
         <w:tc>
-          <w:tcPr/>
+          <w:tcPr>
+            <w:tcW w:w="2340" w:type="dxa"/>
+          </w:tcPr>
           <w:p>
             <w:r>
               <w:t xml:space="preserve">4</w:t>
@@ -1316,7 +1623,9 @@
           </w:p>
         </w:tc>
         <w:tc>
-          <w:tcPr/>
+          <w:tcPr>
+            <w:tcW w:w="2340" w:type="dxa"/>
+          </w:tcPr>
           <w:p>
             <w:r>
               <w:t xml:space="preserve">4</w:t>
@@ -1324,7 +1633,9 @@
           </w:p>
         </w:tc>
         <w:tc>
-          <w:tcPr/>
+          <w:tcPr>
+            <w:tcW w:w="2340" w:type="dxa"/>
+          </w:tcPr>
           <w:p>
             <w:r>
               <w:t xml:space="preserve">16</w:t>
@@ -1334,7 +1645,9 @@
       </w:tr>
       <w:tr>
         <w:tc>
-          <w:tcPr/>
+          <w:tcPr>
+            <w:tcW w:w="2340" w:type="dxa"/>
+          </w:tcPr>
           <w:p>
             <w:r>
               <w:t xml:space="preserve">Обратные (3+1)</w:t>
@@ -1342,7 +1655,9 @@
           </w:p>
         </w:tc>
         <w:tc>
-          <w:tcPr/>
+          <w:tcPr>
+            <w:tcW w:w="2340" w:type="dxa"/>
+          </w:tcPr>
           <w:p>
             <w:r>
               <w:t xml:space="preserve">4</w:t>
@@ -1350,7 +1665,9 @@
           </w:p>
         </w:tc>
         <w:tc>
-          <w:tcPr/>
+          <w:tcPr>
+            <w:tcW w:w="2340" w:type="dxa"/>
+          </w:tcPr>
           <w:p>
             <w:r>
               <w:t xml:space="preserve">4</w:t>
@@ -1358,7 +1675,9 @@
           </w:p>
         </w:tc>
         <w:tc>
-          <w:tcPr/>
+          <w:tcPr>
+            <w:tcW w:w="2340" w:type="dxa"/>
+          </w:tcPr>
           <w:p>
             <w:r>
               <w:t xml:space="preserve">16</w:t>
@@ -1368,7 +1687,9 @@
       </w:tr>
       <w:tr>
         <w:tc>
-          <w:tcPr/>
+          <w:tcPr>
+            <w:tcW w:w="2340" w:type="dxa"/>
+          </w:tcPr>
           <w:p>
             <w:r>
               <w:t xml:space="preserve">Г-образные (3+1)</w:t>
@@ -1376,7 +1697,9 @@
           </w:p>
         </w:tc>
         <w:tc>
-          <w:tcPr/>
+          <w:tcPr>
+            <w:tcW w:w="2340" w:type="dxa"/>
+          </w:tcPr>
           <w:p>
             <w:r>
               <w:t xml:space="preserve">8</w:t>
@@ -1384,7 +1707,9 @@
           </w:p>
         </w:tc>
         <w:tc>
-          <w:tcPr/>
+          <w:tcPr>
+            <w:tcW w:w="2340" w:type="dxa"/>
+          </w:tcPr>
           <w:p>
             <w:r>
               <w:t xml:space="preserve">4</w:t>
@@ -1392,7 +1717,9 @@
           </w:p>
         </w:tc>
         <w:tc>
-          <w:tcPr/>
+          <w:tcPr>
+            <w:tcW w:w="2340" w:type="dxa"/>
+          </w:tcPr>
           <w:p>
             <w:r>
               <w:t xml:space="preserve">32</w:t>
@@ -1402,7 +1729,9 @@
       </w:tr>
       <w:tr>
         <w:tc>
-          <w:tcPr/>
+          <w:tcPr>
+            <w:tcW w:w="2340" w:type="dxa"/>
+          </w:tcPr>
           <w:p>
             <w:r>
               <w:t xml:space="preserve">Итого</w:t>
@@ -1410,7 +1739,9 @@
           </w:p>
         </w:tc>
         <w:tc>
-          <w:tcPr/>
+          <w:tcPr>
+            <w:tcW w:w="2340" w:type="dxa"/>
+          </w:tcPr>
           <w:p>
             <w:r>
               <w:t xml:space="preserve">88</w:t>
@@ -1418,7 +1749,9 @@
           </w:p>
         </w:tc>
         <w:tc>
-          <w:tcPr/>
+          <w:tcPr>
+            <w:tcW w:w="2340" w:type="dxa"/>
+          </w:tcPr>
           <w:p>
             <w:r>
               <w:t xml:space="preserve">—</w:t>
@@ -1426,7 +1759,9 @@
           </w:p>
         </w:tc>
         <w:tc>
-          <w:tcPr/>
+          <w:tcPr>
+            <w:tcW w:w="2340" w:type="dxa"/>
+          </w:tcPr>
           <w:p>
             <w:r>
               <w:t xml:space="preserve">308</w:t>
@@ -1447,6 +1782,7 @@
     </w:p>
     <w:tbl>
       <w:tblPr>
+        <w:tblW w:w="0" w:type="auto"/>
         <w:tblBorders>
           <w:top w:val="single" w:sz="4" w:space="0" w:color="808080"/>
           <w:left w:val="single" w:sz="4" w:space="0" w:color="808080"/>
@@ -1455,10 +1791,17 @@
           <w:insideH w:val="single" w:sz="4" w:space="0" w:color="808080"/>
           <w:insideV w:val="single" w:sz="4" w:space="0" w:color="808080"/>
         </w:tblBorders>
+        <w:tblLayout w:type="autofit"/>
       </w:tblPr>
-      <w:tr>
-        <w:tc>
-          <w:tcPr/>
+      <w:tblGrid>
+        <w:gridCol w:w="4680"/>
+        <w:gridCol w:w="4680"/>
+      </w:tblGrid>
+      <w:tr>
+        <w:tc>
+          <w:tcPr>
+            <w:tcW w:w="4680" w:type="dxa"/>
+          </w:tcPr>
           <w:p>
             <w:r>
               <w:t xml:space="preserve">Прямые на 2 клетки (4)</w:t>
@@ -1466,7 +1809,9 @@
           </w:p>
         </w:tc>
         <w:tc>
-          <w:tcPr/>
+          <w:tcPr>
+            <w:tcW w:w="4680" w:type="dxa"/>
+          </w:tcPr>
           <w:p>
             <w:r>
               <w:t xml:space="preserve">ЛЛ · ПП · ВВ · НН</w:t>
@@ -1476,7 +1821,9 @@
       </w:tr>
       <w:tr>
         <w:tc>
-          <w:tcPr/>
+          <w:tcPr>
+            <w:tcW w:w="4680" w:type="dxa"/>
+          </w:tcPr>
           <w:p>
             <w:r>
               <w:t xml:space="preserve">Прямые на 3 клетки (4)</w:t>
@@ -1484,7 +1831,9 @@
           </w:p>
         </w:tc>
         <w:tc>
-          <w:tcPr/>
+          <w:tcPr>
+            <w:tcW w:w="4680" w:type="dxa"/>
+          </w:tcPr>
           <w:p>
             <w:r>
               <w:t xml:space="preserve">ЛЛЛ · ППП · ВВВ · ННН</w:t>
@@ -1494,7 +1843,9 @@
       </w:tr>
       <w:tr>
         <w:tc>
-          <w:tcPr/>
+          <w:tcPr>
+            <w:tcW w:w="4680" w:type="dxa"/>
+          </w:tcPr>
           <w:p>
             <w:r>
               <w:t xml:space="preserve">Двойные (1+2) (4)</w:t>
@@ -1502,7 +1853,9 @@
           </w:p>
         </w:tc>
         <w:tc>
-          <w:tcPr/>
+          <w:tcPr>
+            <w:tcW w:w="4680" w:type="dxa"/>
+          </w:tcPr>
           <w:p>
             <w:r>
               <w:t xml:space="preserve">Л+ЛЛ · П+ПП · В+ВВ · Н+НН</w:t>
@@ -1512,7 +1865,9 @@
       </w:tr>
       <w:tr>
         <w:tc>
-          <w:tcPr/>
+          <w:tcPr>
+            <w:tcW w:w="4680" w:type="dxa"/>
+          </w:tcPr>
           <w:p>
             <w:r>
               <w:t xml:space="preserve">Обратные (1+2) (4)</w:t>
@@ -1520,7 +1875,9 @@
           </w:p>
         </w:tc>
         <w:tc>
-          <w:tcPr/>
+          <w:tcPr>
+            <w:tcW w:w="4680" w:type="dxa"/>
+          </w:tcPr>
           <w:p>
             <w:r>
               <w:t xml:space="preserve">ЛПП · ПЛЛ · ВНН · НВВ</w:t>
@@ -1530,7 +1887,9 @@
       </w:tr>
       <w:tr>
         <w:tc>
-          <w:tcPr/>
+          <w:tcPr>
+            <w:tcW w:w="4680" w:type="dxa"/>
+          </w:tcPr>
           <w:p>
             <w:r>
               <w:t xml:space="preserve">Г-образные (1+2) (8)</w:t>
@@ -1538,7 +1897,9 @@
           </w:p>
         </w:tc>
         <w:tc>
-          <w:tcPr/>
+          <w:tcPr>
+            <w:tcW w:w="4680" w:type="dxa"/>
+          </w:tcPr>
           <w:p>
             <w:r>
               <w:t xml:space="preserve">ЛВВ · ЛНН · ПВВ · ПНН · ВЛЛ · ВПП · НЛЛ · НПП</w:t>
@@ -1548,7 +1909,9 @@
       </w:tr>
       <w:tr>
         <w:tc>
-          <w:tcPr/>
+          <w:tcPr>
+            <w:tcW w:w="4680" w:type="dxa"/>
+          </w:tcPr>
           <w:p>
             <w:r>
               <w:t xml:space="preserve">Двойные (2+1) (4)</w:t>
@@ -1556,7 +1919,9 @@
           </w:p>
         </w:tc>
         <w:tc>
-          <w:tcPr/>
+          <w:tcPr>
+            <w:tcW w:w="4680" w:type="dxa"/>
+          </w:tcPr>
           <w:p>
             <w:r>
               <w:t xml:space="preserve">ЛЛ+Л · ПП+П · ВВ+В · НН+Н</w:t>
@@ -1566,7 +1931,9 @@
       </w:tr>
       <w:tr>
         <w:tc>
-          <w:tcPr/>
+          <w:tcPr>
+            <w:tcW w:w="4680" w:type="dxa"/>
+          </w:tcPr>
           <w:p>
             <w:r>
               <w:t xml:space="preserve">Обратные (2+1) (4)</w:t>
@@ -1574,7 +1941,9 @@
           </w:p>
         </w:tc>
         <w:tc>
-          <w:tcPr/>
+          <w:tcPr>
+            <w:tcW w:w="4680" w:type="dxa"/>
+          </w:tcPr>
           <w:p>
             <w:r>
               <w:t xml:space="preserve">ЛЛП · ППЛ · ВВН · ННВ</w:t>
@@ -1584,7 +1953,9 @@
       </w:tr>
       <w:tr>
         <w:tc>
-          <w:tcPr/>
+          <w:tcPr>
+            <w:tcW w:w="4680" w:type="dxa"/>
+          </w:tcPr>
           <w:p>
             <w:r>
               <w:t xml:space="preserve">Г-образные (2+1) (8)</w:t>
@@ -1592,7 +1963,9 @@
           </w:p>
         </w:tc>
         <w:tc>
-          <w:tcPr/>
+          <w:tcPr>
+            <w:tcW w:w="4680" w:type="dxa"/>
+          </w:tcPr>
           <w:p>
             <w:r>
               <w:t xml:space="preserve">ЛЛВ · ЛЛН · ППВ · ППН · ВВЛ · ВВП · ННЛ · ННП</w:t>
@@ -1602,7 +1975,9 @@
       </w:tr>
       <w:tr>
         <w:tc>
-          <w:tcPr/>
+          <w:tcPr>
+            <w:tcW w:w="4680" w:type="dxa"/>
+          </w:tcPr>
           <w:p>
             <w:r>
               <w:t xml:space="preserve">Прямые на 4 клетки (4)</w:t>
@@ -1610,7 +1985,9 @@
           </w:p>
         </w:tc>
         <w:tc>
-          <w:tcPr/>
+          <w:tcPr>
+            <w:tcW w:w="4680" w:type="dxa"/>
+          </w:tcPr>
           <w:p>
             <w:r>
               <w:t xml:space="preserve">ЛЛЛЛ · ПППП · ВВВВ · НННН</w:t>
@@ -1620,7 +1997,9 @@
       </w:tr>
       <w:tr>
         <w:tc>
-          <w:tcPr/>
+          <w:tcPr>
+            <w:tcW w:w="4680" w:type="dxa"/>
+          </w:tcPr>
           <w:p>
             <w:r>
               <w:t xml:space="preserve">Двойные (1+3) (4)</w:t>
@@ -1628,7 +2007,9 @@
           </w:p>
         </w:tc>
         <w:tc>
-          <w:tcPr/>
+          <w:tcPr>
+            <w:tcW w:w="4680" w:type="dxa"/>
+          </w:tcPr>
           <w:p>
             <w:r>
               <w:t xml:space="preserve">Л+ЛЛЛ · П+ППП · В+ВВВ · Н+ННН</w:t>
@@ -1638,7 +2019,9 @@
       </w:tr>
       <w:tr>
         <w:tc>
-          <w:tcPr/>
+          <w:tcPr>
+            <w:tcW w:w="4680" w:type="dxa"/>
+          </w:tcPr>
           <w:p>
             <w:r>
               <w:t xml:space="preserve">Обратные (1+3) (4)</w:t>
@@ -1646,7 +2029,9 @@
           </w:p>
         </w:tc>
         <w:tc>
-          <w:tcPr/>
+          <w:tcPr>
+            <w:tcW w:w="4680" w:type="dxa"/>
+          </w:tcPr>
           <w:p>
             <w:r>
               <w:t xml:space="preserve">ЛППП · ПЛЛЛ · ВННН · НВВВ</w:t>
@@ -1656,7 +2041,9 @@
       </w:tr>
       <w:tr>
         <w:tc>
-          <w:tcPr/>
+          <w:tcPr>
+            <w:tcW w:w="4680" w:type="dxa"/>
+          </w:tcPr>
           <w:p>
             <w:r>
               <w:t xml:space="preserve">Г-образные (1+3) (8)</w:t>
@@ -1664,7 +2051,9 @@
           </w:p>
         </w:tc>
         <w:tc>
-          <w:tcPr/>
+          <w:tcPr>
+            <w:tcW w:w="4680" w:type="dxa"/>
+          </w:tcPr>
           <w:p>
             <w:r>
               <w:t xml:space="preserve">ЛВВВ · ЛННН · ПВВВ · ПННН · ВЛЛЛ · ВППП · НЛЛЛ · НППП</w:t>
@@ -1674,7 +2063,9 @@
       </w:tr>
       <w:tr>
         <w:tc>
-          <w:tcPr/>
+          <w:tcPr>
+            <w:tcW w:w="4680" w:type="dxa"/>
+          </w:tcPr>
           <w:p>
             <w:r>
               <w:t xml:space="preserve">Двойные (2+2) (4)</w:t>
@@ -1682,7 +2073,9 @@
           </w:p>
         </w:tc>
         <w:tc>
-          <w:tcPr/>
+          <w:tcPr>
+            <w:tcW w:w="4680" w:type="dxa"/>
+          </w:tcPr>
           <w:p>
             <w:r>
               <w:t xml:space="preserve">ЛЛ+ЛЛ · ПП+ПП · ВВ+ВВ · НН+НН</w:t>
@@ -1692,7 +2085,9 @@
       </w:tr>
       <w:tr>
         <w:tc>
-          <w:tcPr/>
+          <w:tcPr>
+            <w:tcW w:w="4680" w:type="dxa"/>
+          </w:tcPr>
           <w:p>
             <w:r>
               <w:t xml:space="preserve">Г-образные (2+2) (8)</w:t>
@@ -1700,7 +2095,9 @@
           </w:p>
         </w:tc>
         <w:tc>
-          <w:tcPr/>
+          <w:tcPr>
+            <w:tcW w:w="4680" w:type="dxa"/>
+          </w:tcPr>
           <w:p>
             <w:r>
               <w:t xml:space="preserve">ЛЛВВ · ЛЛНН · ППВВ · ППНН · ВВЛЛ · ВВПП · ННЛЛ · ННПП</w:t>
@@ -1710,7 +2107,9 @@
       </w:tr>
       <w:tr>
         <w:tc>
-          <w:tcPr/>
+          <w:tcPr>
+            <w:tcW w:w="4680" w:type="dxa"/>
+          </w:tcPr>
           <w:p>
             <w:r>
               <w:t xml:space="preserve">Двойные (3+1) (4)</w:t>
@@ -1718,7 +2117,9 @@
           </w:p>
         </w:tc>
         <w:tc>
-          <w:tcPr/>
+          <w:tcPr>
+            <w:tcW w:w="4680" w:type="dxa"/>
+          </w:tcPr>
           <w:p>
             <w:r>
               <w:t xml:space="preserve">ЛЛЛ+Л · ППП+П · ВВВ+В · ННН+Н</w:t>
@@ -1728,7 +2129,9 @@
       </w:tr>
       <w:tr>
         <w:tc>
-          <w:tcPr/>
+          <w:tcPr>
+            <w:tcW w:w="4680" w:type="dxa"/>
+          </w:tcPr>
           <w:p>
             <w:r>
               <w:t xml:space="preserve">Обратные (3+1) (4)</w:t>
@@ -1736,7 +2139,9 @@
           </w:p>
         </w:tc>
         <w:tc>
-          <w:tcPr/>
+          <w:tcPr>
+            <w:tcW w:w="4680" w:type="dxa"/>
+          </w:tcPr>
           <w:p>
             <w:r>
               <w:t xml:space="preserve">ЛЛЛП · ПППЛ · ВВВН · НННВ</w:t>
@@ -1746,7 +2151,9 @@
       </w:tr>
       <w:tr>
         <w:tc>
-          <w:tcPr/>
+          <w:tcPr>
+            <w:tcW w:w="4680" w:type="dxa"/>
+          </w:tcPr>
           <w:p>
             <w:r>
               <w:t xml:space="preserve">Г-образные (3+1) (8)</w:t>
@@ -1754,7 +2161,9 @@
           </w:p>
         </w:tc>
         <w:tc>
-          <w:tcPr/>
+          <w:tcPr>
+            <w:tcW w:w="4680" w:type="dxa"/>
+          </w:tcPr>
           <w:p>
             <w:r>
               <w:t xml:space="preserve">ЛЛЛВ · ЛЛЛН · ПППВ · ПППН · ВВВЛ · ВВВП · НННЛ · НННП</w:t>
@@ -1780,7 +2189,7 @@
     </w:p>
     <w:p>
       <w:r>
-        <w:t xml:space="preserve">64 клеток × 88 ходов = 5 632 вариаций.</w:t>
+        <w:t xml:space="preserve">64 клетки × 88 ходов = 5 632 вариации.</w:t>
       </w:r>
     </w:p>
     <w:p>
@@ -1819,6 +2228,7 @@
     </w:p>
     <w:tbl>
       <w:tblPr>
+        <w:tblW w:w="0" w:type="auto"/>
         <w:tblBorders>
           <w:top w:val="single" w:sz="4" w:space="0" w:color="808080"/>
           <w:left w:val="single" w:sz="4" w:space="0" w:color="808080"/>
@@ -1827,10 +2237,24 @@
           <w:insideH w:val="single" w:sz="4" w:space="0" w:color="808080"/>
           <w:insideV w:val="single" w:sz="4" w:space="0" w:color="808080"/>
         </w:tblBorders>
+        <w:tblLayout w:type="autofit"/>
       </w:tblPr>
-      <w:tr>
-        <w:tc>
-          <w:tcPr/>
+      <w:tblGrid>
+        <w:gridCol w:w="1040"/>
+        <w:gridCol w:w="1040"/>
+        <w:gridCol w:w="1040"/>
+        <w:gridCol w:w="1040"/>
+        <w:gridCol w:w="1040"/>
+        <w:gridCol w:w="1040"/>
+        <w:gridCol w:w="1040"/>
+        <w:gridCol w:w="1040"/>
+        <w:gridCol w:w="1040"/>
+      </w:tblGrid>
+      <w:tr>
+        <w:tc>
+          <w:tcPr>
+            <w:tcW w:w="1040" w:type="dxa"/>
+          </w:tcPr>
           <w:p>
             <w:r>
               <w:t xml:space="preserve"/>
@@ -1838,7 +2262,9 @@
           </w:p>
         </w:tc>
         <w:tc>
-          <w:tcPr/>
+          <w:tcPr>
+            <w:tcW w:w="1040" w:type="dxa"/>
+          </w:tcPr>
           <w:p>
             <w:r>
               <w:t xml:space="preserve">Ст. 1</w:t>
@@ -1846,7 +2272,9 @@
           </w:p>
         </w:tc>
         <w:tc>
-          <w:tcPr/>
+          <w:tcPr>
+            <w:tcW w:w="1040" w:type="dxa"/>
+          </w:tcPr>
           <w:p>
             <w:r>
               <w:t xml:space="preserve">Ст. 2</w:t>
@@ -1854,7 +2282,9 @@
           </w:p>
         </w:tc>
         <w:tc>
-          <w:tcPr/>
+          <w:tcPr>
+            <w:tcW w:w="1040" w:type="dxa"/>
+          </w:tcPr>
           <w:p>
             <w:r>
               <w:t xml:space="preserve">Ст. 3</w:t>
@@ -1862,7 +2292,9 @@
           </w:p>
         </w:tc>
         <w:tc>
-          <w:tcPr/>
+          <w:tcPr>
+            <w:tcW w:w="1040" w:type="dxa"/>
+          </w:tcPr>
           <w:p>
             <w:r>
               <w:t xml:space="preserve">Ст. 4</w:t>
@@ -1870,7 +2302,9 @@
           </w:p>
         </w:tc>
         <w:tc>
-          <w:tcPr/>
+          <w:tcPr>
+            <w:tcW w:w="1040" w:type="dxa"/>
+          </w:tcPr>
           <w:p>
             <w:r>
               <w:t xml:space="preserve">Ст. 5</w:t>
@@ -1878,7 +2312,9 @@
           </w:p>
         </w:tc>
         <w:tc>
-          <w:tcPr/>
+          <w:tcPr>
+            <w:tcW w:w="1040" w:type="dxa"/>
+          </w:tcPr>
           <w:p>
             <w:r>
               <w:t xml:space="preserve">Ст. 6</w:t>
@@ -1886,7 +2322,9 @@
           </w:p>
         </w:tc>
         <w:tc>
-          <w:tcPr/>
+          <w:tcPr>
+            <w:tcW w:w="1040" w:type="dxa"/>
+          </w:tcPr>
           <w:p>
             <w:r>
               <w:t xml:space="preserve">Ст. 7</w:t>
@@ -1894,7 +2332,9 @@
           </w:p>
         </w:tc>
         <w:tc>
-          <w:tcPr/>
+          <w:tcPr>
+            <w:tcW w:w="1040" w:type="dxa"/>
+          </w:tcPr>
           <w:p>
             <w:r>
               <w:t xml:space="preserve">Ст. 8</w:t>
@@ -1904,7 +2344,9 @@
       </w:tr>
       <w:tr>
         <w:tc>
-          <w:tcPr/>
+          <w:tcPr>
+            <w:tcW w:w="1040" w:type="dxa"/>
+          </w:tcPr>
           <w:p>
             <w:r>
               <w:t xml:space="preserve">Строка 1</w:t>
@@ -1912,7 +2354,9 @@
           </w:p>
         </w:tc>
         <w:tc>
-          <w:tcPr/>
+          <w:tcPr>
+            <w:tcW w:w="1040" w:type="dxa"/>
+          </w:tcPr>
           <w:p>
             <w:r>
               <w:t xml:space="preserve">34</w:t>
@@ -1920,7 +2364,9 @@
           </w:p>
         </w:tc>
         <w:tc>
-          <w:tcPr/>
+          <w:tcPr>
+            <w:tcW w:w="1040" w:type="dxa"/>
+          </w:tcPr>
           <w:p>
             <w:r>
               <w:t xml:space="preserve">40</w:t>
@@ -1928,7 +2374,9 @@
           </w:p>
         </w:tc>
         <w:tc>
-          <w:tcPr/>
+          <w:tcPr>
+            <w:tcW w:w="1040" w:type="dxa"/>
+          </w:tcPr>
           <w:p>
             <w:r>
               <w:t xml:space="preserve">47</w:t>
@@ -1936,7 +2384,9 @@
           </w:p>
         </w:tc>
         <w:tc>
-          <w:tcPr/>
+          <w:tcPr>
+            <w:tcW w:w="1040" w:type="dxa"/>
+          </w:tcPr>
           <w:p>
             <w:r>
               <w:t xml:space="preserve">52</w:t>
@@ -1944,7 +2394,9 @@
           </w:p>
         </w:tc>
         <w:tc>
-          <w:tcPr/>
+          <w:tcPr>
+            <w:tcW w:w="1040" w:type="dxa"/>
+          </w:tcPr>
           <w:p>
             <w:r>
               <w:t xml:space="preserve">52</w:t>
@@ -1952,7 +2404,9 @@
           </w:p>
         </w:tc>
         <w:tc>
-          <w:tcPr/>
+          <w:tcPr>
+            <w:tcW w:w="1040" w:type="dxa"/>
+          </w:tcPr>
           <w:p>
             <w:r>
               <w:t xml:space="preserve">47</w:t>
@@ -1960,7 +2414,9 @@
           </w:p>
         </w:tc>
         <w:tc>
-          <w:tcPr/>
+          <w:tcPr>
+            <w:tcW w:w="1040" w:type="dxa"/>
+          </w:tcPr>
           <w:p>
             <w:r>
               <w:t xml:space="preserve">40</w:t>
@@ -1968,7 +2424,9 @@
           </w:p>
         </w:tc>
         <w:tc>
-          <w:tcPr/>
+          <w:tcPr>
+            <w:tcW w:w="1040" w:type="dxa"/>
+          </w:tcPr>
           <w:p>
             <w:r>
               <w:t xml:space="preserve">34</w:t>
@@ -1978,7 +2436,9 @@
       </w:tr>
       <w:tr>
         <w:tc>
-          <w:tcPr/>
+          <w:tcPr>
+            <w:tcW w:w="1040" w:type="dxa"/>
+          </w:tcPr>
           <w:p>
             <w:r>
               <w:t xml:space="preserve">Строка 2</w:t>
@@ -1986,7 +2446,9 @@
           </w:p>
         </w:tc>
         <w:tc>
-          <w:tcPr/>
+          <w:tcPr>
+            <w:tcW w:w="1040" w:type="dxa"/>
+          </w:tcPr>
           <w:p>
             <w:r>
               <w:t xml:space="preserve">40</w:t>
@@ -1994,7 +2456,9 @@
           </w:p>
         </w:tc>
         <w:tc>
-          <w:tcPr/>
+          <w:tcPr>
+            <w:tcW w:w="1040" w:type="dxa"/>
+          </w:tcPr>
           <w:p>
             <w:r>
               <w:t xml:space="preserve">46</w:t>
@@ -2002,7 +2466,9 @@
           </w:p>
         </w:tc>
         <w:tc>
-          <w:tcPr/>
+          <w:tcPr>
+            <w:tcW w:w="1040" w:type="dxa"/>
+          </w:tcPr>
           <w:p>
             <w:r>
               <w:t xml:space="preserve">55</w:t>
@@ -2010,7 +2476,9 @@
           </w:p>
         </w:tc>
         <w:tc>
-          <w:tcPr/>
+          <w:tcPr>
+            <w:tcW w:w="1040" w:type="dxa"/>
+          </w:tcPr>
           <w:p>
             <w:r>
               <w:t xml:space="preserve">62</w:t>
@@ -2018,7 +2486,9 @@
           </w:p>
         </w:tc>
         <w:tc>
-          <w:tcPr/>
+          <w:tcPr>
+            <w:tcW w:w="1040" w:type="dxa"/>
+          </w:tcPr>
           <w:p>
             <w:r>
               <w:t xml:space="preserve">62</w:t>
@@ -2026,7 +2496,9 @@
           </w:p>
         </w:tc>
         <w:tc>
-          <w:tcPr/>
+          <w:tcPr>
+            <w:tcW w:w="1040" w:type="dxa"/>
+          </w:tcPr>
           <w:p>
             <w:r>
               <w:t xml:space="preserve">55</w:t>
@@ -2034,7 +2506,9 @@
           </w:p>
         </w:tc>
         <w:tc>
-          <w:tcPr/>
+          <w:tcPr>
+            <w:tcW w:w="1040" w:type="dxa"/>
+          </w:tcPr>
           <w:p>
             <w:r>
               <w:t xml:space="preserve">46</w:t>
@@ -2042,7 +2516,9 @@
           </w:p>
         </w:tc>
         <w:tc>
-          <w:tcPr/>
+          <w:tcPr>
+            <w:tcW w:w="1040" w:type="dxa"/>
+          </w:tcPr>
           <w:p>
             <w:r>
               <w:t xml:space="preserve">40</w:t>
@@ -2052,7 +2528,9 @@
       </w:tr>
       <w:tr>
         <w:tc>
-          <w:tcPr/>
+          <w:tcPr>
+            <w:tcW w:w="1040" w:type="dxa"/>
+          </w:tcPr>
           <w:p>
             <w:r>
               <w:t xml:space="preserve">Строка 3</w:t>
@@ -2060,7 +2538,9 @@
           </w:p>
         </w:tc>
         <w:tc>
-          <w:tcPr/>
+          <w:tcPr>
+            <w:tcW w:w="1040" w:type="dxa"/>
+          </w:tcPr>
           <w:p>
             <w:r>
               <w:t xml:space="preserve">47</w:t>
@@ -2068,7 +2548,9 @@
           </w:p>
         </w:tc>
         <w:tc>
-          <w:tcPr/>
+          <w:tcPr>
+            <w:tcW w:w="1040" w:type="dxa"/>
+          </w:tcPr>
           <w:p>
             <w:r>
               <w:t xml:space="preserve">55</w:t>
@@ -2076,7 +2558,9 @@
           </w:p>
         </w:tc>
         <w:tc>
-          <w:tcPr/>
+          <w:tcPr>
+            <w:tcW w:w="1040" w:type="dxa"/>
+          </w:tcPr>
           <w:p>
             <w:r>
               <w:t xml:space="preserve">66</w:t>
@@ -2084,7 +2568,9 @@
           </w:p>
         </w:tc>
         <w:tc>
-          <w:tcPr/>
+          <w:tcPr>
+            <w:tcW w:w="1040" w:type="dxa"/>
+          </w:tcPr>
           <w:p>
             <w:r>
               <w:t xml:space="preserve">73</w:t>
@@ -2092,7 +2578,9 @@
           </w:p>
         </w:tc>
         <w:tc>
-          <w:tcPr/>
+          <w:tcPr>
+            <w:tcW w:w="1040" w:type="dxa"/>
+          </w:tcPr>
           <w:p>
             <w:r>
               <w:t xml:space="preserve">73</w:t>
@@ -2100,7 +2588,9 @@
           </w:p>
         </w:tc>
         <w:tc>
-          <w:tcPr/>
+          <w:tcPr>
+            <w:tcW w:w="1040" w:type="dxa"/>
+          </w:tcPr>
           <w:p>
             <w:r>
               <w:t xml:space="preserve">66</w:t>
@@ -2108,7 +2598,9 @@
           </w:p>
         </w:tc>
         <w:tc>
-          <w:tcPr/>
+          <w:tcPr>
+            <w:tcW w:w="1040" w:type="dxa"/>
+          </w:tcPr>
           <w:p>
             <w:r>
               <w:t xml:space="preserve">55</w:t>
@@ -2116,7 +2608,9 @@
           </w:p>
         </w:tc>
         <w:tc>
-          <w:tcPr/>
+          <w:tcPr>
+            <w:tcW w:w="1040" w:type="dxa"/>
+          </w:tcPr>
           <w:p>
             <w:r>
               <w:t xml:space="preserve">47</w:t>
@@ -2126,7 +2620,9 @@
       </w:tr>
       <w:tr>
         <w:tc>
-          <w:tcPr/>
+          <w:tcPr>
+            <w:tcW w:w="1040" w:type="dxa"/>
+          </w:tcPr>
           <w:p>
             <w:r>
               <w:t xml:space="preserve">Строка 4</w:t>
@@ -2134,7 +2630,9 @@
           </w:p>
         </w:tc>
         <w:tc>
-          <w:tcPr/>
+          <w:tcPr>
+            <w:tcW w:w="1040" w:type="dxa"/>
+          </w:tcPr>
           <w:p>
             <w:r>
               <w:t xml:space="preserve">52</w:t>
@@ -2142,7 +2640,9 @@
           </w:p>
         </w:tc>
         <w:tc>
-          <w:tcPr/>
+          <w:tcPr>
+            <w:tcW w:w="1040" w:type="dxa"/>
+          </w:tcPr>
           <w:p>
             <w:r>
               <w:t xml:space="preserve">62</w:t>
@@ -2150,7 +2650,9 @@
           </w:p>
         </w:tc>
         <w:tc>
-          <w:tcPr/>
+          <w:tcPr>
+            <w:tcW w:w="1040" w:type="dxa"/>
+          </w:tcPr>
           <w:p>
             <w:r>
               <w:t xml:space="preserve">73</w:t>
@@ -2158,7 +2660,9 @@
           </w:p>
         </w:tc>
         <w:tc>
-          <w:tcPr/>
+          <w:tcPr>
+            <w:tcW w:w="1040" w:type="dxa"/>
+          </w:tcPr>
           <w:p>
             <w:r>
               <w:t xml:space="preserve">80</w:t>
@@ -2166,7 +2670,9 @@
           </w:p>
         </w:tc>
         <w:tc>
-          <w:tcPr/>
+          <w:tcPr>
+            <w:tcW w:w="1040" w:type="dxa"/>
+          </w:tcPr>
           <w:p>
             <w:r>
               <w:t xml:space="preserve">80</w:t>
@@ -2174,7 +2680,9 @@
           </w:p>
         </w:tc>
         <w:tc>
-          <w:tcPr/>
+          <w:tcPr>
+            <w:tcW w:w="1040" w:type="dxa"/>
+          </w:tcPr>
           <w:p>
             <w:r>
               <w:t xml:space="preserve">73</w:t>
@@ -2182,7 +2690,9 @@
           </w:p>
         </w:tc>
         <w:tc>
-          <w:tcPr/>
+          <w:tcPr>
+            <w:tcW w:w="1040" w:type="dxa"/>
+          </w:tcPr>
           <w:p>
             <w:r>
               <w:t xml:space="preserve">62</w:t>
@@ -2190,7 +2700,9 @@
           </w:p>
         </w:tc>
         <w:tc>
-          <w:tcPr/>
+          <w:tcPr>
+            <w:tcW w:w="1040" w:type="dxa"/>
+          </w:tcPr>
           <w:p>
             <w:r>
               <w:t xml:space="preserve">52</w:t>
@@ -2200,7 +2712,9 @@
       </w:tr>
       <w:tr>
         <w:tc>
-          <w:tcPr/>
+          <w:tcPr>
+            <w:tcW w:w="1040" w:type="dxa"/>
+          </w:tcPr>
           <w:p>
             <w:r>
               <w:t xml:space="preserve">Строка 5</w:t>
@@ -2208,7 +2722,9 @@
           </w:p>
         </w:tc>
         <w:tc>
-          <w:tcPr/>
+          <w:tcPr>
+            <w:tcW w:w="1040" w:type="dxa"/>
+          </w:tcPr>
           <w:p>
             <w:r>
               <w:t xml:space="preserve">52</w:t>
@@ -2216,7 +2732,9 @@
           </w:p>
         </w:tc>
         <w:tc>
-          <w:tcPr/>
+          <w:tcPr>
+            <w:tcW w:w="1040" w:type="dxa"/>
+          </w:tcPr>
           <w:p>
             <w:r>
               <w:t xml:space="preserve">62</w:t>
@@ -2224,7 +2742,9 @@
           </w:p>
         </w:tc>
         <w:tc>
-          <w:tcPr/>
+          <w:tcPr>
+            <w:tcW w:w="1040" w:type="dxa"/>
+          </w:tcPr>
           <w:p>
             <w:r>
               <w:t xml:space="preserve">73</w:t>
@@ -2232,7 +2752,9 @@
           </w:p>
         </w:tc>
         <w:tc>
-          <w:tcPr/>
+          <w:tcPr>
+            <w:tcW w:w="1040" w:type="dxa"/>
+          </w:tcPr>
           <w:p>
             <w:r>
               <w:t xml:space="preserve">80</w:t>
@@ -2240,7 +2762,9 @@
           </w:p>
         </w:tc>
         <w:tc>
-          <w:tcPr/>
+          <w:tcPr>
+            <w:tcW w:w="1040" w:type="dxa"/>
+          </w:tcPr>
           <w:p>
             <w:r>
               <w:t xml:space="preserve">80</w:t>
@@ -2248,7 +2772,9 @@
           </w:p>
         </w:tc>
         <w:tc>
-          <w:tcPr/>
+          <w:tcPr>
+            <w:tcW w:w="1040" w:type="dxa"/>
+          </w:tcPr>
           <w:p>
             <w:r>
               <w:t xml:space="preserve">73</w:t>
@@ -2256,7 +2782,9 @@
           </w:p>
         </w:tc>
         <w:tc>
-          <w:tcPr/>
+          <w:tcPr>
+            <w:tcW w:w="1040" w:type="dxa"/>
+          </w:tcPr>
           <w:p>
             <w:r>
               <w:t xml:space="preserve">62</w:t>
@@ -2264,7 +2792,9 @@
           </w:p>
         </w:tc>
         <w:tc>
-          <w:tcPr/>
+          <w:tcPr>
+            <w:tcW w:w="1040" w:type="dxa"/>
+          </w:tcPr>
           <w:p>
             <w:r>
               <w:t xml:space="preserve">52</w:t>
@@ -2274,7 +2804,9 @@
       </w:tr>
       <w:tr>
         <w:tc>
-          <w:tcPr/>
+          <w:tcPr>
+            <w:tcW w:w="1040" w:type="dxa"/>
+          </w:tcPr>
           <w:p>
             <w:r>
               <w:t xml:space="preserve">Строка 6</w:t>
@@ -2282,7 +2814,9 @@
           </w:p>
         </w:tc>
         <w:tc>
-          <w:tcPr/>
+          <w:tcPr>
+            <w:tcW w:w="1040" w:type="dxa"/>
+          </w:tcPr>
           <w:p>
             <w:r>
               <w:t xml:space="preserve">47</w:t>
@@ -2290,7 +2824,9 @@
           </w:p>
         </w:tc>
         <w:tc>
-          <w:tcPr/>
+          <w:tcPr>
+            <w:tcW w:w="1040" w:type="dxa"/>
+          </w:tcPr>
           <w:p>
             <w:r>
               <w:t xml:space="preserve">55</w:t>
@@ -2298,7 +2834,9 @@
           </w:p>
         </w:tc>
         <w:tc>
-          <w:tcPr/>
+          <w:tcPr>
+            <w:tcW w:w="1040" w:type="dxa"/>
+          </w:tcPr>
           <w:p>
             <w:r>
               <w:t xml:space="preserve">66</w:t>
@@ -2306,7 +2844,9 @@
           </w:p>
         </w:tc>
         <w:tc>
-          <w:tcPr/>
+          <w:tcPr>
+            <w:tcW w:w="1040" w:type="dxa"/>
+          </w:tcPr>
           <w:p>
             <w:r>
               <w:t xml:space="preserve">73</w:t>
@@ -2314,7 +2854,9 @@
           </w:p>
         </w:tc>
         <w:tc>
-          <w:tcPr/>
+          <w:tcPr>
+            <w:tcW w:w="1040" w:type="dxa"/>
+          </w:tcPr>
           <w:p>
             <w:r>
               <w:t xml:space="preserve">73</w:t>
@@ -2322,7 +2864,9 @@
           </w:p>
         </w:tc>
         <w:tc>
-          <w:tcPr/>
+          <w:tcPr>
+            <w:tcW w:w="1040" w:type="dxa"/>
+          </w:tcPr>
           <w:p>
             <w:r>
               <w:t xml:space="preserve">66</w:t>
@@ -2330,7 +2874,9 @@
           </w:p>
         </w:tc>
         <w:tc>
-          <w:tcPr/>
+          <w:tcPr>
+            <w:tcW w:w="1040" w:type="dxa"/>
+          </w:tcPr>
           <w:p>
             <w:r>
               <w:t xml:space="preserve">55</w:t>
@@ -2338,7 +2884,9 @@
           </w:p>
         </w:tc>
         <w:tc>
-          <w:tcPr/>
+          <w:tcPr>
+            <w:tcW w:w="1040" w:type="dxa"/>
+          </w:tcPr>
           <w:p>
             <w:r>
               <w:t xml:space="preserve">47</w:t>
@@ -2348,7 +2896,9 @@
       </w:tr>
       <w:tr>
         <w:tc>
-          <w:tcPr/>
+          <w:tcPr>
+            <w:tcW w:w="1040" w:type="dxa"/>
+          </w:tcPr>
           <w:p>
             <w:r>
               <w:t xml:space="preserve">Строка 7</w:t>
@@ -2356,7 +2906,9 @@
           </w:p>
         </w:tc>
         <w:tc>
-          <w:tcPr/>
+          <w:tcPr>
+            <w:tcW w:w="1040" w:type="dxa"/>
+          </w:tcPr>
           <w:p>
             <w:r>
               <w:t xml:space="preserve">40</w:t>
@@ -2364,7 +2916,9 @@
           </w:p>
         </w:tc>
         <w:tc>
-          <w:tcPr/>
+          <w:tcPr>
+            <w:tcW w:w="1040" w:type="dxa"/>
+          </w:tcPr>
           <w:p>
             <w:r>
               <w:t xml:space="preserve">46</w:t>
@@ -2372,7 +2926,9 @@
           </w:p>
         </w:tc>
         <w:tc>
-          <w:tcPr/>
+          <w:tcPr>
+            <w:tcW w:w="1040" w:type="dxa"/>
+          </w:tcPr>
           <w:p>
             <w:r>
               <w:t xml:space="preserve">55</w:t>
@@ -2380,7 +2936,9 @@
           </w:p>
         </w:tc>
         <w:tc>
-          <w:tcPr/>
+          <w:tcPr>
+            <w:tcW w:w="1040" w:type="dxa"/>
+          </w:tcPr>
           <w:p>
             <w:r>
               <w:t xml:space="preserve">62</w:t>
@@ -2388,7 +2946,9 @@
           </w:p>
         </w:tc>
         <w:tc>
-          <w:tcPr/>
+          <w:tcPr>
+            <w:tcW w:w="1040" w:type="dxa"/>
+          </w:tcPr>
           <w:p>
             <w:r>
               <w:t xml:space="preserve">62</w:t>
@@ -2396,7 +2956,9 @@
           </w:p>
         </w:tc>
         <w:tc>
-          <w:tcPr/>
+          <w:tcPr>
+            <w:tcW w:w="1040" w:type="dxa"/>
+          </w:tcPr>
           <w:p>
             <w:r>
               <w:t xml:space="preserve">55</w:t>
@@ -2404,7 +2966,9 @@
           </w:p>
         </w:tc>
         <w:tc>
-          <w:tcPr/>
+          <w:tcPr>
+            <w:tcW w:w="1040" w:type="dxa"/>
+          </w:tcPr>
           <w:p>
             <w:r>
               <w:t xml:space="preserve">46</w:t>
@@ -2412,7 +2976,9 @@
           </w:p>
         </w:tc>
         <w:tc>
-          <w:tcPr/>
+          <w:tcPr>
+            <w:tcW w:w="1040" w:type="dxa"/>
+          </w:tcPr>
           <w:p>
             <w:r>
               <w:t xml:space="preserve">40</w:t>
@@ -2422,7 +2988,9 @@
       </w:tr>
       <w:tr>
         <w:tc>
-          <w:tcPr/>
+          <w:tcPr>
+            <w:tcW w:w="1040" w:type="dxa"/>
+          </w:tcPr>
           <w:p>
             <w:r>
               <w:t xml:space="preserve">Строка 8</w:t>
@@ -2430,7 +2998,9 @@
           </w:p>
         </w:tc>
         <w:tc>
-          <w:tcPr/>
+          <w:tcPr>
+            <w:tcW w:w="1040" w:type="dxa"/>
+          </w:tcPr>
           <w:p>
             <w:r>
               <w:t xml:space="preserve">34</w:t>
@@ -2438,7 +3008,9 @@
           </w:p>
         </w:tc>
         <w:tc>
-          <w:tcPr/>
+          <w:tcPr>
+            <w:tcW w:w="1040" w:type="dxa"/>
+          </w:tcPr>
           <w:p>
             <w:r>
               <w:t xml:space="preserve">40</w:t>
@@ -2446,7 +3018,9 @@
           </w:p>
         </w:tc>
         <w:tc>
-          <w:tcPr/>
+          <w:tcPr>
+            <w:tcW w:w="1040" w:type="dxa"/>
+          </w:tcPr>
           <w:p>
             <w:r>
               <w:t xml:space="preserve">47</w:t>
@@ -2454,7 +3028,9 @@
           </w:p>
         </w:tc>
         <w:tc>
-          <w:tcPr/>
+          <w:tcPr>
+            <w:tcW w:w="1040" w:type="dxa"/>
+          </w:tcPr>
           <w:p>
             <w:r>
               <w:t xml:space="preserve">52</w:t>
@@ -2462,7 +3038,9 @@
           </w:p>
         </w:tc>
         <w:tc>
-          <w:tcPr/>
+          <w:tcPr>
+            <w:tcW w:w="1040" w:type="dxa"/>
+          </w:tcPr>
           <w:p>
             <w:r>
               <w:t xml:space="preserve">52</w:t>
@@ -2470,7 +3048,9 @@
           </w:p>
         </w:tc>
         <w:tc>
-          <w:tcPr/>
+          <w:tcPr>
+            <w:tcW w:w="1040" w:type="dxa"/>
+          </w:tcPr>
           <w:p>
             <w:r>
               <w:t xml:space="preserve">47</w:t>
@@ -2478,7 +3058,9 @@
           </w:p>
         </w:tc>
         <w:tc>
-          <w:tcPr/>
+          <w:tcPr>
+            <w:tcW w:w="1040" w:type="dxa"/>
+          </w:tcPr>
           <w:p>
             <w:r>
               <w:t xml:space="preserve">40</w:t>
@@ -2486,7 +3068,9 @@
           </w:p>
         </w:tc>
         <w:tc>
-          <w:tcPr/>
+          <w:tcPr>
+            <w:tcW w:w="1040" w:type="dxa"/>
+          </w:tcPr>
           <w:p>
             <w:r>
               <w:t xml:space="preserve">34</w:t>
@@ -2498,7 +3082,7 @@
     <w:p/>
     <w:p>
       <w:r>
-        <w:t xml:space="preserve">Минимум — в углах (34 ходов, 54 тупиков), максимум — в центре поля (80 ходов, 8 тупиков).</w:t>
+        <w:t xml:space="preserve">Минимум — в углах (34 хода, 54 тупика), максимум — в центре поля (80 ходов, 8 тупиков).</w:t>
       </w:r>
     </w:p>
     <w:p>
@@ -2551,6 +3135,7 @@
     </w:p>
     <w:tbl>
       <w:tblPr>
+        <w:tblW w:w="0" w:type="auto"/>
         <w:tblBorders>
           <w:top w:val="single" w:sz="4" w:space="0" w:color="808080"/>
           <w:left w:val="single" w:sz="4" w:space="0" w:color="808080"/>
@@ -2559,10 +3144,18 @@
           <w:insideH w:val="single" w:sz="4" w:space="0" w:color="808080"/>
           <w:insideV w:val="single" w:sz="4" w:space="0" w:color="808080"/>
         </w:tblBorders>
+        <w:tblLayout w:type="autofit"/>
       </w:tblPr>
-      <w:tr>
-        <w:tc>
-          <w:tcPr/>
+      <w:tblGrid>
+        <w:gridCol w:w="3120"/>
+        <w:gridCol w:w="3120"/>
+        <w:gridCol w:w="3120"/>
+      </w:tblGrid>
+      <w:tr>
+        <w:tc>
+          <w:tcPr>
+            <w:tcW w:w="3120" w:type="dxa"/>
+          </w:tcPr>
           <w:p>
             <w:r>
               <w:t xml:space="preserve">№</w:t>
@@ -2570,7 +3163,9 @@
           </w:p>
         </w:tc>
         <w:tc>
-          <w:tcPr/>
+          <w:tcPr>
+            <w:tcW w:w="3120" w:type="dxa"/>
+          </w:tcPr>
           <w:p>
             <w:r>
               <w:t xml:space="preserve">Расстановка</w:t>
@@ -2578,7 +3173,9 @@
           </w:p>
         </w:tc>
         <w:tc>
-          <w:tcPr/>
+          <w:tcPr>
+            <w:tcW w:w="3120" w:type="dxa"/>
+          </w:tcPr>
           <w:p>
             <w:r>
               <w:t xml:space="preserve">Ходы</w:t>
@@ -2588,7 +3185,9 @@
       </w:tr>
       <w:tr>
         <w:tc>
-          <w:tcPr/>
+          <w:tcPr>
+            <w:tcW w:w="3120" w:type="dxa"/>
+          </w:tcPr>
           <w:p>
             <w:r>
               <w:t xml:space="preserve">1</w:t>
@@ -2596,7 +3195,9 @@
           </w:p>
         </w:tc>
         <w:tc>
-          <w:tcPr/>
+          <w:tcPr>
+            <w:tcW w:w="3120" w:type="dxa"/>
+          </w:tcPr>
           <w:p>
             <w:r>
               <w:t xml:space="preserve">старт ① 52, ② 53; преграды: 35, 81, 83</w:t>
@@ -2604,7 +3205,9 @@
           </w:p>
         </w:tc>
         <w:tc>
-          <w:tcPr/>
+          <w:tcPr>
+            <w:tcW w:w="3120" w:type="dxa"/>
+          </w:tcPr>
           <w:p>
             <w:r>
               <w:t xml:space="preserve">②П+ПП(С) · ①ЛЛЛ+Л(Д) · ②Л+ЛЛ(Д) · ①ВНН(Д) · ②ПЛЛ(С) · ①ВЛЛ(С) · ①ВЛЛЛ(С) · ②Н+НН(Д) · ②ННП(Д) · ②ННЛ(С) · ②ППЛ(Д) · ①ЛПП(Д) · ②НН(С) · ①ПНН(С) · ①ЛВВ(Д) · ①ЛНН(С) · ①ЛЛВ(С) · ②ЛЛЛ(Д) · ②НВВВ(Д) · ①В+ВВ(С) · ①ЛППП(Д) · ①ПЛЛЛ(Д) · ①НЛЛ(С) · ②ВВП(Д) · ①ЛВВВ(С) · ②ННПП(Д) · ①Л+ЛЛЛ(С) · ①П+ППП(Д) · ②ЛЛВВ(Д) · ②ВВ+В(Д) · ②ВВВП(С) · ①ПП(Д) · ①ВВВ(С) · ②ВВ(С) · ②НППП(Д) · ②ППВВ(С) · ②ЛЛНН(Д) · ①ПННН(Д) · ②ЛЛ+ЛЛ(С) · ②Н+ННН(Д) · ②НН+Н(С) · ①ВВЛ(Д) · ②ННН(С) · ①ВВВН(С) · ①НННН(Д) · ②НННП(С) · ①ННН+Н(С) · ①ПВВВ(С)</w:t>
@@ -2614,7 +3217,9 @@
       </w:tr>
       <w:tr>
         <w:tc>
-          <w:tcPr/>
+          <w:tcPr>
+            <w:tcW w:w="3120" w:type="dxa"/>
+          </w:tcPr>
           <w:p>
             <w:r>
               <w:t xml:space="preserve">2</w:t>
@@ -2622,7 +3227,9 @@
           </w:p>
         </w:tc>
         <w:tc>
-          <w:tcPr/>
+          <w:tcPr>
+            <w:tcW w:w="3120" w:type="dxa"/>
+          </w:tcPr>
           <w:p>
             <w:r>
               <w:t xml:space="preserve">старт ① 28, ② 25; преграды: 14, 61, 83</w:t>
@@ -2630,7 +3237,9 @@
           </w:p>
         </w:tc>
         <w:tc>
-          <w:tcPr/>
+          <w:tcPr>
+            <w:tcW w:w="3120" w:type="dxa"/>
+          </w:tcPr>
           <w:p>
             <w:r>
               <w:t xml:space="preserve">①П+ПП(Д) · ②ПЛЛ(Д) · ①НВВВ(Д) · ②ВВВЛ(С) · ②ППЛ(Д) · ①В+ВВВ(Д) · ②НННН(С) · ②ЛВВВ(Д) · ②ЛЛНН(С) · ①ПППВ(Д) · ①ВЛЛ(С) · ①ВВН(С) · ②ЛЛВВ(С) · ②ЛННН(С) · ②ННП(Д) · ①ППН(С) · ②ВВ+ВВ(С) · ①ВВВН(С) · ①ЛЛ+Л(Д) · ②ЛЛЛН(С) · ①ЛПП(С) · ②ВВВ+В(С) · ①ВННН(Д) · ①ПППЛ(Д) · ②НЛЛ(С) · ①ПП+ПП(С) · ②ЛЛ(С) · ②ВППП(Д) · ②НЛЛЛ(Д) · ②ППНН(Д) · ①НН(Д) · ①ПНН(Д) · ①ПП+П(С) · ①ПННН(С) · ①ВВПП(С) · ②ННПП(Д) · ②ППВ(С) · ②ВВЛ(Д) · ①ВВ+В(Д) · ②ЛЛВ(Д) · ①ВВВВ(С) · ①НННП(С) · ②ЛЛ+ЛЛ(С) · ②ПП(Д) · ①Н+НН(Д) · ①ЛЛЛВ(Д) · ②НН+Н(Д) · ①Н+ННН(С)</w:t>
@@ -2640,7 +3249,9 @@
       </w:tr>
       <w:tr>
         <w:tc>
-          <w:tcPr/>
+          <w:tcPr>
+            <w:tcW w:w="3120" w:type="dxa"/>
+          </w:tcPr>
           <w:p>
             <w:r>
               <w:t xml:space="preserve">3</w:t>
@@ -2648,7 +3259,9 @@
           </w:p>
         </w:tc>
         <w:tc>
-          <w:tcPr/>
+          <w:tcPr>
+            <w:tcW w:w="3120" w:type="dxa"/>
+          </w:tcPr>
           <w:p>
             <w:r>
               <w:t xml:space="preserve">старт ① 42, ② 37; преграды: 22, 26, 81</w:t>
@@ -2656,7 +3269,9 @@
           </w:p>
         </w:tc>
         <w:tc>
-          <w:tcPr/>
+          <w:tcPr>
+            <w:tcW w:w="3120" w:type="dxa"/>
+          </w:tcPr>
           <w:p>
             <w:r>
               <w:t xml:space="preserve">①ЛЛН(Д) · ②ННН+Н(С) · ①ВНН(Д) · ②ПП+П(Д) · ②ЛЛВ(Д) · ①НВВВ(С) · ②Л+ЛЛ(Д) · ①НННВ(С) · ①ВННН(С) · ①ЛЛ(С) · ②ВВВП(Д) · ①ВЛЛ(С) · ①ВВЛ(Д) · ①ЛЛЛ(С) · ①ПППН(Д) · ②ЛВВ(Д) · ①ПВВ(Д) · ①ВВ(С) · ①ПП(Д) · ②ЛЛЛП(С) · ①ПП+ПП(С) · ②ВВН(С) · ①НЛЛ(Д) · ②ЛЛ+ЛЛ(С) · ①ННЛЛ(Д) · ①П+ПП(Д) · ②ЛЛВВ(С) · ②ПЛЛЛ(С) · ①ВЛЛЛ(Д) · ②ЛЛЛН(С) · ②ПППП(Д) · ①ЛННН(С) · ②НЛЛЛ(С) · ①ВВ+В(С) · ②Л+ЛЛЛ(Д) · ②ВВВЛ(С) · ②НВВ(С) · ①ЛЛП(Д) · ②Н+ННН(Д) · ①В+ВВВ(С) · ②ЛНН(С) · ②ВВ+ВВ(Д) · ①ВВВ+В(С) · ②ЛПП(Д) · ②ВВЛЛ(С) · ②НПП(Д) · ①ННЛ(Д) · ②НННЛ(Д)</w:t>
@@ -2666,7 +3281,9 @@
       </w:tr>
       <w:tr>
         <w:tc>
-          <w:tcPr/>
+          <w:tcPr>
+            <w:tcW w:w="3120" w:type="dxa"/>
+          </w:tcPr>
           <w:p>
             <w:r>
               <w:t xml:space="preserve">4</w:t>
@@ -2674,7 +3291,9 @@
           </w:p>
         </w:tc>
         <w:tc>
-          <w:tcPr/>
+          <w:tcPr>
+            <w:tcW w:w="3120" w:type="dxa"/>
+          </w:tcPr>
           <w:p>
             <w:r>
               <w:t xml:space="preserve">старт ① 45, ② 56; преграды: 27, 42, 82</w:t>
@@ -2682,7 +3301,9 @@
           </w:p>
         </w:tc>
         <w:tc>
-          <w:tcPr/>
+          <w:tcPr>
+            <w:tcW w:w="3120" w:type="dxa"/>
+          </w:tcPr>
           <w:p>
             <w:r>
               <w:t xml:space="preserve">①ПВВВ(Д) · ①ПППЛ(Д) · ①ННВ(Д) · ①НН+Н(Д) · ①Н+ННН(С) · ①ПП+ПП(С) · ①ППВВ(С) · ②НН+НН(С) · ①ПВВ(Д) · ①ВВ(С) · ②ННН+Н(С) · ②ПППВ(Д) · ①ВВП(С) · ①ПППП(С) · ②ППВ(С) · ②НПП(С) · ②НЛЛЛ(Д) · ①ННП(С) · ②НН(Д) · ②ВЛЛЛ(С) · ②ПЛЛ(Д) · ②Н+НН(С) · ②НВВВ(Д) · ①П+ПП(С) · ①ВВВВ(С) · ②ПЛЛЛ(Д) · ①ЛЛН(Д) · ②ЛВВ(Д) · ①ПП(Д) · ②ВЛЛ(С) · ①ЛЛВ(Д) · ②ЛЛЛ(С) · ②В+ВВВ(С) · ①ЛЛЛЛ(Д) · ②ЛННН(С) · ②ЛЛНН(С) · ①ЛЛВВ(С) · ②ННН(Д) · ②ВВ+ВВ(Д) · ①ЛЛЛН(С) · ②ЛВВВ(С) · ①ВВЛЛ(С) · ①ПНН(Д) · ②ПППН(Д) · ②НЛЛ(Д) · ①НННВ(Д) · ①ВВЛ(Д) · ②ЛНН(Д)</w:t>
@@ -2692,7 +3313,9 @@
       </w:tr>
       <w:tr>
         <w:tc>
-          <w:tcPr/>
+          <w:tcPr>
+            <w:tcW w:w="3120" w:type="dxa"/>
+          </w:tcPr>
           <w:p>
             <w:r>
               <w:t xml:space="preserve">5</w:t>
@@ -2700,7 +3323,9 @@
           </w:p>
         </w:tc>
         <w:tc>
-          <w:tcPr/>
+          <w:tcPr>
+            <w:tcW w:w="3120" w:type="dxa"/>
+          </w:tcPr>
           <w:p>
             <w:r>
               <w:t xml:space="preserve">старт ① 63, ② 71; преграды: 13, 41, 88</w:t>
@@ -2708,7 +3333,9 @@
           </w:p>
         </w:tc>
         <w:tc>
-          <w:tcPr/>
+          <w:tcPr>
+            <w:tcW w:w="3120" w:type="dxa"/>
+          </w:tcPr>
           <w:p>
             <w:r>
               <w:t xml:space="preserve">①ЛЛЛЛ(Д) · ①ВППП(Д) · ②ППП+П(С) · ①ПП+П(Д) · ②ВВЛ(С) · ①Н+НН(Д) · ①П+ПП(С) · ①НН+НН(С) · ②ВВП(С) · ①ПППЛ(С) · ②ЛЛ(Д) · ②ЛЛП(С) · ①ВВВН(Д) · ②ЛВВВ(С) · ①ПП+ПП(С) · ①ВВПП(С) · ①В+ВВ(С) · ②ЛЛНН(Д) · ②ННЛ(Д) · ①ЛВВ(Д) · ②ННЛЛ(С) · ②НЛЛЛ(С) · ②Л+ЛЛЛ(С) · ①ВЛЛЛ(С) · ②ЛЛН(С) · ①ЛНН(Д) · ①ППН(Д) · ①НЛЛ(Д) · ①ЛЛЛ+Л(С) · ②ЛЛ+Л(С) · ②ЛППП(Д) · ②ННН(Д) · ①ЛЛ+ЛЛ(Д) · ②НН+Н(С) · ②НВВВ(Д) · ②ВННН(Д) · ①ННПП(Д) · ②ПНН(С) · ①ПППВ(Д) · ②ВЛЛ(Д) · ①ВВ+В(Д) · ①ПППН(С) · ②Л+ЛЛ(С) · ②ЛЛВВ(С) · ②ВВВ(Д) · ①ПВВ(Д) · ②НННП(Д) · ①ВВ(С)</w:t>
@@ -2718,7 +3345,9 @@
       </w:tr>
       <w:tr>
         <w:tc>
-          <w:tcPr/>
+          <w:tcPr>
+            <w:tcW w:w="3120" w:type="dxa"/>
+          </w:tcPr>
           <w:p>
             <w:r>
               <w:t xml:space="preserve">6</w:t>
@@ -2726,7 +3355,9 @@
           </w:p>
         </w:tc>
         <w:tc>
-          <w:tcPr/>
+          <w:tcPr>
+            <w:tcW w:w="3120" w:type="dxa"/>
+          </w:tcPr>
           <w:p>
             <w:r>
               <w:t xml:space="preserve">старт ① 42, ② 84; преграды: 16, 26, 65</w:t>
@@ -2734,7 +3365,9 @@
           </w:p>
         </w:tc>
         <w:tc>
-          <w:tcPr/>
+          <w:tcPr>
+            <w:tcW w:w="3120" w:type="dxa"/>
+          </w:tcPr>
           <w:p>
             <w:r>
               <w:t xml:space="preserve">②ВВВВ(С) · ②ПНН(С) · ①НН(Д) · ②ЛЛЛВ(Д) · ②ППВВ(Д) · ②ВВП(С) · ②ППВ(С) · ②ВЛЛ(С) · ①ВВВ(Д) · ②ЛЛВВ(С) · ②ЛЛН(Д) · ②ВННН(Д) · ①ВПП(С) · ①НЛЛЛ(Д) · ①ЛППП(Д) · ②ЛЛП(Д) · ①НВВВ(С) · ②ЛЛЛЛ(С) · ①ЛЛВ(Д) · ①ВВ+ВВ(С) · ②ППП(Д) · ①Л+ЛЛЛ(С) · ②ННН+Н(Д) · ①ПППЛ(Д) · ②ННЛ(С) · ①ВППП(С) · ②ЛВВВ(С) · ①ЛЛЛ(С) · ①Л+ЛЛ(С) · ①ПЛЛЛ(Д) · ②ННВ(С) · ①ЛНН(С) · ②ЛЛЛ+Л(Д) · ②ПППВ(Д) · ①ННПП(Д) · ①ВВПП(Д) · ①НННВ(Д) · ②ПППП(С) · ②ППЛ(Д) · ①НН+НН(Д) · ②ПП+ПП(С) · ①Н+ННН(С) · ①ПВВ(С) · ①ПППН(Д) · ②ВЛЛЛ(Д) · ①ПП+П(С) · ①НВВ(Д) · ②ЛЛ+Л(С)</w:t>
@@ -2744,7 +3377,9 @@
       </w:tr>
       <w:tr>
         <w:tc>
-          <w:tcPr/>
+          <w:tcPr>
+            <w:tcW w:w="3120" w:type="dxa"/>
+          </w:tcPr>
           <w:p>
             <w:r>
               <w:t xml:space="preserve">7</w:t>
@@ -2752,7 +3387,9 @@
           </w:p>
         </w:tc>
         <w:tc>
-          <w:tcPr/>
+          <w:tcPr>
+            <w:tcW w:w="3120" w:type="dxa"/>
+          </w:tcPr>
           <w:p>
             <w:r>
               <w:t xml:space="preserve">старт ① 75, ② 67; преграды: 13, 28, 63</w:t>
@@ -2760,7 +3397,9 @@
           </w:p>
         </w:tc>
         <w:tc>
-          <w:tcPr/>
+          <w:tcPr>
+            <w:tcW w:w="3120" w:type="dxa"/>
+          </w:tcPr>
           <w:p>
             <w:r>
               <w:t xml:space="preserve">①ВВВ+В(Д) · ①ЛНН(С) · ②ННН+Н(С) · ②НН+Н(С) · ①ЛВВ(С) · ②ВВВН(Д) · ②ПЛЛЛ(Д) · ①ВВВП(С) · ②ПЛЛ(Д) · ①НННЛ(Д) · ②ПППП(Д) · ②ВВН(Д) · ①ППН(Д) · ②ВВ+В(Д) · ②Л+ЛЛЛ(Д) · ①ПП+ПП(С) · ①ЛЛЛП(Д) · ②ЛЛ(Д) · ②В+ВВ(С) · ①ПППН(С) · ①ППВ(Д) · ①НВВ(Д) · ②ВЛЛЛ(С) · ①ВВПП(С) · ②ЛЛ+Л(С) · ①П+ППП(С) · ②ВННН(С) · ②ВВВЛ(С) · ②НН(С) · ②ЛЛЛН(С) · ②ПНН(Д) · ①ПП+П(С) · ①ВППП(С) · ①ЛППП(С) · ②ЛЛЛ+Л(С) · ①НННП(С) · ①Н+НН(Д) · ②ППП(Д) · ②ВЛЛ(Д) · ②Н+ННН(Д) · ②ППВВ(Д) · ①ЛЛП(Д) · ①ННН(С) · ①ПП(С) · ①Л+ЛЛ(Д) · ①ННЛ(Д) · ①ПННН(С) · ②ННПП(Д)</w:t>
@@ -2770,7 +3409,9 @@
       </w:tr>
       <w:tr>
         <w:tc>
-          <w:tcPr/>
+          <w:tcPr>
+            <w:tcW w:w="3120" w:type="dxa"/>
+          </w:tcPr>
           <w:p>
             <w:r>
               <w:t xml:space="preserve">8</w:t>
@@ -2778,7 +3419,9 @@
           </w:p>
         </w:tc>
         <w:tc>
-          <w:tcPr/>
+          <w:tcPr>
+            <w:tcW w:w="3120" w:type="dxa"/>
+          </w:tcPr>
           <w:p>
             <w:r>
               <w:t xml:space="preserve">старт ① 58, ② 37; преграды: 26, 45, 72</w:t>
@@ -2786,7 +3429,9 @@
           </w:p>
         </w:tc>
         <w:tc>
-          <w:tcPr/>
+          <w:tcPr>
+            <w:tcW w:w="3120" w:type="dxa"/>
+          </w:tcPr>
           <w:p>
             <w:r>
               <w:t xml:space="preserve">②ВНН(Д) · ①ЛЛН(С) · ①ЛЛ+ЛЛ(Д) · ①ЛЛЛ+Л(С) · ②ВННН(С) · ①ЛЛП(С) · ②ПППН(С) · ①ПВВ(С) · ①ВВ+ВВ(Д) · ②ВВВВ(Д) · ①ННН(Д) · ①ВВВП(Д) · ②П+ППП(Д) · ②ППВ(С) · ①ВПП(Д) · ①ПППВ(С) · ②ВВПП(С) · ②ВВП(Д) · ①Н+ННН(Д) · ②В+ВВ(С) · ①ННЛЛ(С) · ②ЛППП(С) · ②ППН(С) · ②НН+Н(Д) · ②ПП(С) · ①ЛЛ+Л(Д) · ②ПППП(С) · ①ВВ+В(Д) · ①ПВВВ(Д) · ①ЛЛЛЛ(С) · ②ВЛЛЛ(Д) · ①ЛЛЛВ(С) · ①ННЛ(Д) · ①ПППЛ(Д) · ②ВВ(Д) · ②ВВВН(С) · ②НЛЛ(С) · ①ПЛЛ(Д) · ②ЛЛЛН(С) · ②ВВН(Д) · ①ВВВ+В(С) · ②НППП(Д) · ①НННП(Д) · ②ППВВ(С) · ①ЛЛВВ(Д) · ①ЛПП(Д) · ②ННПП(С) · ②ПП+ПП(С)</w:t>
@@ -2796,7 +3441,9 @@
       </w:tr>
       <w:tr>
         <w:tc>
-          <w:tcPr/>
+          <w:tcPr>
+            <w:tcW w:w="3120" w:type="dxa"/>
+          </w:tcPr>
           <w:p>
             <w:r>
               <w:t xml:space="preserve">9</w:t>
@@ -2804,7 +3451,9 @@
           </w:p>
         </w:tc>
         <w:tc>
-          <w:tcPr/>
+          <w:tcPr>
+            <w:tcW w:w="3120" w:type="dxa"/>
+          </w:tcPr>
           <w:p>
             <w:r>
               <w:t xml:space="preserve">старт ① 25, ② 54; преграды: 24, 55, 58</w:t>
@@ -2812,7 +3461,9 @@
           </w:p>
         </w:tc>
         <w:tc>
-          <w:tcPr/>
+          <w:tcPr>
+            <w:tcW w:w="3120" w:type="dxa"/>
+          </w:tcPr>
           <w:p>
             <w:r>
               <w:t xml:space="preserve">①ВВЛЛ(С) · ②ЛЛЛВ(Д) · ②ЛЛЛН(С) · ②Л+ЛЛЛ(С) · ①ВВН(С) · ①В+ВВВ(Д) · ②ВЛЛ(С) · ②Л+ЛЛ(С) · ②ЛЛЛП(С) · ②ЛЛ(С) · ②ЛЛ+ЛЛ(С) · ②ПП+ПП(Д) · ①ЛЛ+Л(С) · ②ВВ+ВВ(С) · ②ЛПП(Д) · ①Н+НН(С) · ①ППП(Д) · ②ППВВ(С) · ②П+ППП(С) · ①НН+НН(С) · ②ПП+П(С) · ②ВПП(С) · ①В+ВВ(С) · ①ННН(Д) · ①ВВП(Д) · ①ПП(Д) · ②ЛЛЛ+Л(Д) · ①ННЛЛ(Д) · ①ВНН(Д) · ①ЛЛЛЛ(Д) · ②ЛЛНН(Д) · ②НЛЛЛ(С) · ②ВВЛ(С) · ①ППНН(Д) · ①ВВВН(Д) · ①ЛНН(Д) · ①ЛЛЛ(С) · ②НВВВ(Д) · ①ВВВ+В(Д) · ①НННВ(Д) · ②ЛЛВВ(С) · ②НЛЛ(С) · ②ППН(Д) · ①ППВ(Д) · ①ПННН(Д) · ①ВВВЛ(Д) · ②ВЛЛЛ(С) · ①ЛННН(Д)</w:t>
@@ -2822,7 +3473,9 @@
       </w:tr>
       <w:tr>
         <w:tc>
-          <w:tcPr/>
+          <w:tcPr>
+            <w:tcW w:w="3120" w:type="dxa"/>
+          </w:tcPr>
           <w:p>
             <w:r>
               <w:t xml:space="preserve">10</w:t>
@@ -2830,7 +3483,9 @@
           </w:p>
         </w:tc>
         <w:tc>
-          <w:tcPr/>
+          <w:tcPr>
+            <w:tcW w:w="3120" w:type="dxa"/>
+          </w:tcPr>
           <w:p>
             <w:r>
               <w:t xml:space="preserve">старт ① 58, ② 41; преграды: 15, 27, 33</w:t>
@@ -2838,7 +3493,9 @@
           </w:p>
         </w:tc>
         <w:tc>
-          <w:tcPr/>
+          <w:tcPr>
+            <w:tcW w:w="3120" w:type="dxa"/>
+          </w:tcPr>
           <w:p>
             <w:r>
               <w:t xml:space="preserve">①ННП(С) · ②ППВВ(С) · ②НЛЛЛ(Д) · ①ВВ+ВВ(Д) · ②ЛЛ+ЛЛ(С) · ①ЛЛ(Д) · ①ПВВ(Д) · ①ННЛ(Д) · ②НВВВ(С) · ①ВВ(Д) · ①ПППП(Д) · ②ЛЛЛ(С) · ①ПППВ(С) · ①НН+Н(Д) · ①НН+НН(С) · ②ПП(Д) · ①ЛНН(Д) · ②ВПП(Д) · ②ППНН(Д) · ②ВЛЛЛ(Д) · ②ЛННН(Д) · ②ННЛЛ(Д) · ①ППП(С) · ②ПНН(С) · ②ЛПП(С) · ①ПП+П(С) · ②ПВВВ(Д) · ①ВНН(Д) · ①НННВ(С) · ①П+ППП(С) · ②В+ВВ(Д) · ①ВВН(Д) · ①ННПП(С) · ②ЛВВ(С) · ②НННЛ(Д) · ①ННН(С) · ①НННП(С) · ②НННН(Д) · ②ВВВЛ(С) · ①ННВ(Д) · ①ВВВ(Д) · ①ВВВВ(Д) · ②ВЛЛ(С) · ②ЛЛВВ(С) · ②Л+ЛЛ(С) · ②ННН+Н(С) · ②ЛЛЛН(С) · ①ВВЛЛ(С)</w:t>

--- a/docs/levels/Уровень 7 (сетка 8×8).docx
+++ b/docs/levels/Уровень 7 (сетка 8×8).docx
@@ -3096,7 +3096,7 @@
     </w:p>
     <w:p>
       <w:r>
-        <w:t xml:space="preserve">Раунд = 48 ходов — случайная выборка 48 разных вариаций из пула (88 вариаций), каждая не больше одного раза за раунд. Старт — случайная расстановка.</w:t>
+        <w:t xml:space="preserve">Раунд = 24 хода — случайная выборка 24 разных вариаций из пула (88 вариаций), каждая не больше одного раза за раунд. Старт — случайная расстановка.</w:t>
       </w:r>
     </w:p>
     <w:p>
@@ -3106,17 +3106,17 @@
     </w:p>
     <w:p>
       <w:r>
-        <w:t xml:space="preserve">Каждый ход адресован конкретному объекту; ходы поделены между объектами поровну (24/24).</w:t>
+        <w:t xml:space="preserve">Каждый ход адресован конкретному объекту; ходы поделены между объектами поровну (12/12).</w:t>
       </w:r>
     </w:p>
     <w:p>
       <w:r>
-        <w:t xml:space="preserve">Баланс раунда: ровно 24 ДАЛЬШЕ / 24 СТОП (50/50).</w:t>
+        <w:t xml:space="preserve">Баланс раунда: ровно 12 ДАЛЬШЕ / 12 СТОП (50/50).</w:t>
       </w:r>
     </w:p>
     <w:p>
       <w:r>
-        <w:t xml:space="preserve">Возможных вариантов раунда (порядок ходов × дележ между объектами × раскладки поля): ≈ 1,1·10¹⁰⁸ — повторяемость ≈ ноль.</w:t>
+        <w:t xml:space="preserve">Возможных вариантов раунда (порядок ходов × дележ между объектами × раскладки поля): ≈ 6,0·10⁵⁹ — повторяемость ≈ ноль.</w:t>
       </w:r>
     </w:p>
     <w:p>
@@ -3125,7 +3125,7 @@
           <w:b/>
           <w:sz w:val="28"/>
         </w:rPr>
-        <w:t xml:space="preserve">8. Готовые раунды (10 сбалансированных, 24/24)</w:t>
+        <w:t xml:space="preserve">8. Готовые раунды (10 сбалансированных, 12/12)</w:t>
       </w:r>
     </w:p>
     <w:p>
@@ -3210,7 +3210,7 @@
           </w:tcPr>
           <w:p>
             <w:r>
-              <w:t xml:space="preserve">②П+ПП(С) · ①ЛЛЛ+Л(Д) · ②Л+ЛЛ(Д) · ①ВНН(Д) · ②ПЛЛ(С) · ①ВЛЛ(С) · ①ВЛЛЛ(С) · ②Н+НН(Д) · ②ННП(Д) · ②ННЛ(С) · ②ППЛ(Д) · ①ЛПП(Д) · ②НН(С) · ①ПНН(С) · ①ЛВВ(Д) · ①ЛНН(С) · ①ЛЛВ(С) · ②ЛЛЛ(Д) · ②НВВВ(Д) · ①В+ВВ(С) · ①ЛППП(Д) · ①ПЛЛЛ(Д) · ①НЛЛ(С) · ②ВВП(Д) · ①ЛВВВ(С) · ②ННПП(Д) · ①Л+ЛЛЛ(С) · ①П+ППП(Д) · ②ЛЛВВ(Д) · ②ВВ+В(Д) · ②ВВВП(С) · ①ПП(Д) · ①ВВВ(С) · ②ВВ(С) · ②НППП(Д) · ②ППВВ(С) · ②ЛЛНН(Д) · ①ПННН(Д) · ②ЛЛ+ЛЛ(С) · ②Н+ННН(Д) · ②НН+Н(С) · ①ВВЛ(Д) · ②ННН(С) · ①ВВВН(С) · ①НННН(Д) · ②НННП(С) · ①ННН+Н(С) · ①ПВВВ(С)</w:t>
+              <w:t xml:space="preserve">②ЛННН(Д) · ②ВВ+В(Д) · ①ПНН(Д) · ②ВВПП(Д) · ②ПП+ПП(С) · ②ППП+П(С) · ②ННП(Д) · ②ННПП(С) · ①НЛЛЛ(С) · ②ВВВ(С) · ②ПП(С) · ②ВЛЛЛ(Д) · ①НВВ(Д) · ①ВВЛЛ(Д) · ①ВВВН(С) · ②ЛЛЛП(Д) · ①ППВ(С) · ①ЛЛ+ЛЛ(С) · ①ВВН(С) · ①ППВВ(С) · ①НН+Н(Д) · ①ПВВ(Д) · ②ППП(С) · ①НН(Д)</w:t>
             </w:r>
           </w:p>
         </w:tc>
@@ -3232,7 +3232,7 @@
           </w:tcPr>
           <w:p>
             <w:r>
-              <w:t xml:space="preserve">старт ① 28, ② 25; преграды: 14, 61, 83</w:t>
+              <w:t xml:space="preserve">старт ① 32, ② 78; преграды: 14, 57, 67</w:t>
             </w:r>
           </w:p>
         </w:tc>
@@ -3242,7 +3242,7 @@
           </w:tcPr>
           <w:p>
             <w:r>
-              <w:t xml:space="preserve">①П+ПП(Д) · ②ПЛЛ(Д) · ①НВВВ(Д) · ②ВВВЛ(С) · ②ППЛ(Д) · ①В+ВВВ(Д) · ②НННН(С) · ②ЛВВВ(Д) · ②ЛЛНН(С) · ①ПППВ(Д) · ①ВЛЛ(С) · ①ВВН(С) · ②ЛЛВВ(С) · ②ЛННН(С) · ②ННП(Д) · ①ППН(С) · ②ВВ+ВВ(С) · ①ВВВН(С) · ①ЛЛ+Л(Д) · ②ЛЛЛН(С) · ①ЛПП(С) · ②ВВВ+В(С) · ①ВННН(Д) · ①ПППЛ(Д) · ②НЛЛ(С) · ①ПП+ПП(С) · ②ЛЛ(С) · ②ВППП(Д) · ②НЛЛЛ(Д) · ②ППНН(Д) · ①НН(Д) · ①ПНН(Д) · ①ПП+П(С) · ①ПННН(С) · ①ВВПП(С) · ②ННПП(Д) · ②ППВ(С) · ②ВВЛ(Д) · ①ВВ+В(Д) · ②ЛЛВ(Д) · ①ВВВВ(С) · ①НННП(С) · ②ЛЛ+ЛЛ(С) · ②ПП(Д) · ①Н+НН(Д) · ①ЛЛЛВ(Д) · ②НН+Н(Д) · ①Н+ННН(С)</w:t>
+              <w:t xml:space="preserve">①ЛННН(Д) · ①ЛЛ+ЛЛ(С) · ②ННП(С) · ②Л+ЛЛЛ(Д) · ②ВННН(С) · ①НННЛ(Д) · ②ЛЛП(Д) · ②ЛЛНН(С) · ②НВВ(Д) · ①НВВВ(Д) · ②ЛЛЛВ(С) · ①П+ППП(Д) · ②ЛЛЛП(С) · ①ВВ+В(Д) · ②П+ПП(С) · ①ВЛЛ(Д) · ①ЛЛЛ(С) · ②НННН(С) · ①ППВВ(С) · ②ВЛЛЛ(С) · ①ВВВ+В(С) · ①НН+НН(Д) · ①ПНН(Д) · ②ВВВП(Д)</w:t>
             </w:r>
           </w:p>
         </w:tc>
@@ -3264,7 +3264,7 @@
           </w:tcPr>
           <w:p>
             <w:r>
-              <w:t xml:space="preserve">старт ① 42, ② 37; преграды: 22, 26, 81</w:t>
+              <w:t xml:space="preserve">старт ① 83, ② 43; преграды: 21, 61, 73</w:t>
             </w:r>
           </w:p>
         </w:tc>
@@ -3274,7 +3274,7 @@
           </w:tcPr>
           <w:p>
             <w:r>
-              <w:t xml:space="preserve">①ЛЛН(Д) · ②ННН+Н(С) · ①ВНН(Д) · ②ПП+П(Д) · ②ЛЛВ(Д) · ①НВВВ(С) · ②Л+ЛЛ(Д) · ①НННВ(С) · ①ВННН(С) · ①ЛЛ(С) · ②ВВВП(Д) · ①ВЛЛ(С) · ①ВВЛ(Д) · ①ЛЛЛ(С) · ①ПППН(Д) · ②ЛВВ(Д) · ①ПВВ(Д) · ①ВВ(С) · ①ПП(Д) · ②ЛЛЛП(С) · ①ПП+ПП(С) · ②ВВН(С) · ①НЛЛ(Д) · ②ЛЛ+ЛЛ(С) · ①ННЛЛ(Д) · ①П+ПП(Д) · ②ЛЛВВ(С) · ②ПЛЛЛ(С) · ①ВЛЛЛ(Д) · ②ЛЛЛН(С) · ②ПППП(Д) · ①ЛННН(С) · ②НЛЛЛ(С) · ①ВВ+В(С) · ②Л+ЛЛЛ(Д) · ②ВВВЛ(С) · ②НВВ(С) · ①ЛЛП(Д) · ②Н+ННН(Д) · ①В+ВВВ(С) · ②ЛНН(С) · ②ВВ+ВВ(Д) · ①ВВВ+В(С) · ②ЛПП(Д) · ②ВВЛЛ(С) · ②НПП(Д) · ①ННЛ(Д) · ②НННЛ(Д)</w:t>
+              <w:t xml:space="preserve">②НННП(Д) · ②ВВВ+В(Д) · ①В+ВВ(С) · ②Н+ННН(Д) · ①ППН(С) · ①ВВ+В(С) · ①ННП(С) · ①ЛЛП(С) · ②ЛЛ+ЛЛ(Д) · ②ПППВ(Д) · ①ВЛЛ(Д) · ②НППП(Д) · ②НЛЛ(Д) · ①ВВ(С) · ②ПППН(Д) · ①ВВВЛ(С) · ②НН(С) · ②ЛППП(С) · ②ЛЛЛН(С) · ①ВВЛЛ(С) · ①ННЛЛ(Д) · ②ВЛЛЛ(Д) · ①ВВВН(Д) · ①ВВВВ(С)</w:t>
             </w:r>
           </w:p>
         </w:tc>
@@ -3296,7 +3296,7 @@
           </w:tcPr>
           <w:p>
             <w:r>
-              <w:t xml:space="preserve">старт ① 45, ② 56; преграды: 27, 42, 82</w:t>
+              <w:t xml:space="preserve">старт ① 86, ② 33; преграды: 28, 38, 88</w:t>
             </w:r>
           </w:p>
         </w:tc>
@@ -3306,7 +3306,7 @@
           </w:tcPr>
           <w:p>
             <w:r>
-              <w:t xml:space="preserve">①ПВВВ(Д) · ①ПППЛ(Д) · ①ННВ(Д) · ①НН+Н(Д) · ①Н+ННН(С) · ①ПП+ПП(С) · ①ППВВ(С) · ②НН+НН(С) · ①ПВВ(Д) · ①ВВ(С) · ②ННН+Н(С) · ②ПППВ(Д) · ①ВВП(С) · ①ПППП(С) · ②ППВ(С) · ②НПП(С) · ②НЛЛЛ(Д) · ①ННП(С) · ②НН(Д) · ②ВЛЛЛ(С) · ②ПЛЛ(Д) · ②Н+НН(С) · ②НВВВ(Д) · ①П+ПП(С) · ①ВВВВ(С) · ②ПЛЛЛ(Д) · ①ЛЛН(Д) · ②ЛВВ(Д) · ①ПП(Д) · ②ВЛЛ(С) · ①ЛЛВ(Д) · ②ЛЛЛ(С) · ②В+ВВВ(С) · ①ЛЛЛЛ(Д) · ②ЛННН(С) · ②ЛЛНН(С) · ①ЛЛВВ(С) · ②ННН(Д) · ②ВВ+ВВ(Д) · ①ЛЛЛН(С) · ②ЛВВВ(С) · ①ВВЛЛ(С) · ①ПНН(Д) · ②ПППН(Д) · ②НЛЛ(Д) · ①НННВ(Д) · ①ВВЛ(Д) · ②ЛНН(Д)</w:t>
+              <w:t xml:space="preserve">①НН+НН(С) · ②НННЛ(Д) · ②ВЛЛ(С) · ②ВВЛ(Д) · ①ВВВ(Д) · ②ЛЛВ(С) · ①ВВЛЛ(Д) · ②ЛЛЛ+Л(С) · ②ЛЛЛ(С) · ①НППП(С) · ①ННЛ(Д) · ②ПНН(Д) · ①НН+Н(Д) · ①НННВ(Д) · ①ВВВ+В(Д) · ②НПП(Д) · ①В+ВВВ(С) · ②ВППП(Д) · ①ПП+П(Д) · ②ННП(С) · ①ПППВ(С) · ②ППВ(С) · ①ППП(С) · ②Н+НН(С)</w:t>
             </w:r>
           </w:p>
         </w:tc>
@@ -3328,7 +3328,7 @@
           </w:tcPr>
           <w:p>
             <w:r>
-              <w:t xml:space="preserve">старт ① 63, ② 71; преграды: 13, 41, 88</w:t>
+              <w:t xml:space="preserve">старт ① 18, ② 37; преграды: 42, 71, 74</w:t>
             </w:r>
           </w:p>
         </w:tc>
@@ -3338,7 +3338,7 @@
           </w:tcPr>
           <w:p>
             <w:r>
-              <w:t xml:space="preserve">①ЛЛЛЛ(Д) · ①ВППП(Д) · ②ППП+П(С) · ①ПП+П(Д) · ②ВВЛ(С) · ①Н+НН(Д) · ①П+ПП(С) · ①НН+НН(С) · ②ВВП(С) · ①ПППЛ(С) · ②ЛЛ(Д) · ②ЛЛП(С) · ①ВВВН(Д) · ②ЛВВВ(С) · ①ПП+ПП(С) · ①ВВПП(С) · ①В+ВВ(С) · ②ЛЛНН(Д) · ②ННЛ(Д) · ①ЛВВ(Д) · ②ННЛЛ(С) · ②НЛЛЛ(С) · ②Л+ЛЛЛ(С) · ①ВЛЛЛ(С) · ②ЛЛН(С) · ①ЛНН(Д) · ①ППН(Д) · ①НЛЛ(Д) · ①ЛЛЛ+Л(С) · ②ЛЛ+Л(С) · ②ЛППП(Д) · ②ННН(Д) · ①ЛЛ+ЛЛ(Д) · ②НН+Н(С) · ②НВВВ(Д) · ②ВННН(Д) · ①ННПП(Д) · ②ПНН(С) · ①ПППВ(Д) · ②ВЛЛ(Д) · ①ВВ+В(Д) · ①ПППН(С) · ②Л+ЛЛ(С) · ②ЛЛВВ(С) · ②ВВВ(Д) · ①ПВВ(Д) · ②НННП(Д) · ①ВВ(С)</w:t>
+              <w:t xml:space="preserve">①ПППН(С) · ①НПП(С) · ①ВНН(С) · ②В+ВВВ(Д) · ①Н+ННН(С) · ②ЛЛНН(Д) · ②Л+ЛЛ(С) · ①ЛППП(Д) · ②В+ВВ(Д) · ②ПППП(Д) · ①ЛВВВ(Д) · ②ВВВ+В(С) · ②ПППЛ(Д) · ②ЛЛЛ(С) · ①ЛЛ+Л(С) · ②ЛННН(Д) · ②ВВВН(Д) · ①НЛЛ(С) · ①ННЛЛ(С) · ②ВВПП(Д) · ①ЛЛВВ(С) · ①НВВ(Д) · ①ППВ(Д) · ②ВВ+В(С)</w:t>
             </w:r>
           </w:p>
         </w:tc>
@@ -3360,7 +3360,7 @@
           </w:tcPr>
           <w:p>
             <w:r>
-              <w:t xml:space="preserve">старт ① 42, ② 84; преграды: 16, 26, 65</w:t>
+              <w:t xml:space="preserve">старт ① 76, ② 31; преграды: 26, 67, 81</w:t>
             </w:r>
           </w:p>
         </w:tc>
@@ -3370,7 +3370,7 @@
           </w:tcPr>
           <w:p>
             <w:r>
-              <w:t xml:space="preserve">②ВВВВ(С) · ②ПНН(С) · ①НН(Д) · ②ЛЛЛВ(Д) · ②ППВВ(Д) · ②ВВП(С) · ②ППВ(С) · ②ВЛЛ(С) · ①ВВВ(Д) · ②ЛЛВВ(С) · ②ЛЛН(Д) · ②ВННН(Д) · ①ВПП(С) · ①НЛЛЛ(Д) · ①ЛППП(Д) · ②ЛЛП(Д) · ①НВВВ(С) · ②ЛЛЛЛ(С) · ①ЛЛВ(Д) · ①ВВ+ВВ(С) · ②ППП(Д) · ①Л+ЛЛЛ(С) · ②ННН+Н(Д) · ①ПППЛ(Д) · ②ННЛ(С) · ①ВППП(С) · ②ЛВВВ(С) · ①ЛЛЛ(С) · ①Л+ЛЛ(С) · ①ПЛЛЛ(Д) · ②ННВ(С) · ①ЛНН(С) · ②ЛЛЛ+Л(Д) · ②ПППВ(Д) · ①ННПП(Д) · ①ВВПП(Д) · ①НННВ(Д) · ②ПППП(С) · ②ППЛ(Д) · ①НН+НН(Д) · ②ПП+ПП(С) · ①Н+ННН(С) · ①ПВВ(С) · ①ПППН(Д) · ②ВЛЛЛ(Д) · ①ПП+П(С) · ①НВВ(Д) · ②ЛЛ+Л(С)</w:t>
+              <w:t xml:space="preserve">②ВВЛЛ(С) · ①ПВВ(Д) · ②ПННН(Д) · ①НППП(С) · ②ЛННН(Д) · ①ВВВВ(С) · ②НННЛ(С) · ①ПП+П(С) · ①ЛЛ(Д) · ①ПППЛ(Д) · ①ЛЛ+Л(Д) · ①ВВ(Д) · ①ПППП(С) · ①ВППП(С) · ①ППЛ(Д) · ②ПЛЛ(Д) · ②НН(С) · ②ВЛЛЛ(С) · ②ВВВЛ(Д) · ②ЛЛП(С) · ②ННЛЛ(С) · ①ВННН(Д) · ②ВВ+В(Д) · ②ЛЛНН(С)</w:t>
             </w:r>
           </w:p>
         </w:tc>
@@ -3392,7 +3392,7 @@
           </w:tcPr>
           <w:p>
             <w:r>
-              <w:t xml:space="preserve">старт ① 75, ② 67; преграды: 13, 28, 63</w:t>
+              <w:t xml:space="preserve">старт ① 34, ② 43; преграды: 38, 46, 55</w:t>
             </w:r>
           </w:p>
         </w:tc>
@@ -3402,7 +3402,7 @@
           </w:tcPr>
           <w:p>
             <w:r>
-              <w:t xml:space="preserve">①ВВВ+В(Д) · ①ЛНН(С) · ②ННН+Н(С) · ②НН+Н(С) · ①ЛВВ(С) · ②ВВВН(Д) · ②ПЛЛЛ(Д) · ①ВВВП(С) · ②ПЛЛ(Д) · ①НННЛ(Д) · ②ПППП(Д) · ②ВВН(Д) · ①ППН(Д) · ②ВВ+В(Д) · ②Л+ЛЛЛ(Д) · ①ПП+ПП(С) · ①ЛЛЛП(Д) · ②ЛЛ(Д) · ②В+ВВ(С) · ①ПППН(С) · ①ППВ(Д) · ①НВВ(Д) · ②ВЛЛЛ(С) · ①ВВПП(С) · ②ЛЛ+Л(С) · ①П+ППП(С) · ②ВННН(С) · ②ВВВЛ(С) · ②НН(С) · ②ЛЛЛН(С) · ②ПНН(Д) · ①ПП+П(С) · ①ВППП(С) · ①ЛППП(С) · ②ЛЛЛ+Л(С) · ①НННП(С) · ①Н+НН(Д) · ②ППП(Д) · ②ВЛЛ(Д) · ②Н+ННН(Д) · ②ППВВ(Д) · ①ЛЛП(Д) · ①ННН(С) · ①ПП(С) · ①Л+ЛЛ(Д) · ①ННЛ(Д) · ①ПННН(С) · ②ННПП(Д)</w:t>
+              <w:t xml:space="preserve">①ЛЛЛП(Д) · ①НЛЛЛ(С) · ①ЛЛЛВ(С) · ②ВВВВ(С) · ②ННЛ(Д) · ①ПП(Д) · ②ЛЛЛ(С) · ①ННВ(С) · ②ВВВП(Д) · ①ЛВВ(Д) · ②НЛЛ(Д) · ①ПП+ПП(Д) · ①ВВВ(С) · ②ЛЛП(Д) · ①Н+ННН(Д) · ①ПНН(Д) · ①ВНН(С) · ②ВЛЛ(С) · ②ЛВВВ(С) · ①Н+НН(С) · ②ПЛЛ(С) · ②ППП+П(Д) · ②ППН(Д) · ②НН+НН(С)</w:t>
             </w:r>
           </w:p>
         </w:tc>
@@ -3424,7 +3424,7 @@
           </w:tcPr>
           <w:p>
             <w:r>
-              <w:t xml:space="preserve">старт ① 58, ② 37; преграды: 26, 45, 72</w:t>
+              <w:t xml:space="preserve">старт ① 36, ② 75; преграды: 16, 56, 76</w:t>
             </w:r>
           </w:p>
         </w:tc>
@@ -3434,7 +3434,7 @@
           </w:tcPr>
           <w:p>
             <w:r>
-              <w:t xml:space="preserve">②ВНН(Д) · ①ЛЛН(С) · ①ЛЛ+ЛЛ(Д) · ①ЛЛЛ+Л(С) · ②ВННН(С) · ①ЛЛП(С) · ②ПППН(С) · ①ПВВ(С) · ①ВВ+ВВ(Д) · ②ВВВВ(Д) · ①ННН(Д) · ①ВВВП(Д) · ②П+ППП(Д) · ②ППВ(С) · ①ВПП(Д) · ①ПППВ(С) · ②ВВПП(С) · ②ВВП(Д) · ①Н+ННН(Д) · ②В+ВВ(С) · ①ННЛЛ(С) · ②ЛППП(С) · ②ППН(С) · ②НН+Н(Д) · ②ПП(С) · ①ЛЛ+Л(Д) · ②ПППП(С) · ①ВВ+В(Д) · ①ПВВВ(Д) · ①ЛЛЛЛ(С) · ②ВЛЛЛ(Д) · ①ЛЛЛВ(С) · ①ННЛ(Д) · ①ПППЛ(Д) · ②ВВ(Д) · ②ВВВН(С) · ②НЛЛ(С) · ①ПЛЛ(Д) · ②ЛЛЛН(С) · ②ВВН(Д) · ①ВВВ+В(С) · ②НППП(Д) · ①НННП(Д) · ②ППВВ(С) · ①ЛЛВВ(Д) · ①ЛПП(Д) · ②ННПП(С) · ②ПП+ПП(С)</w:t>
+              <w:t xml:space="preserve">①НННП(С) · ②ЛЛЛВ(Д) · ②ЛЛЛП(Д) · ①ЛЛВ(Д) · ②ЛППП(Д) · ①ЛЛЛН(С) · ①ВВЛ(С) · ①НННВ(Д) · ②ВВ+В(Д) · ①ЛВВ(С) · ②ВВВВ(С) · ②ВВ(С) · ①ППН(Д) · ②НВВВ(С) · ②ВНН(Д) · ②ВВ+ВВ(С) · ①Л+ЛЛ(С) · ②ЛЛ+Л(Д) · ①ППП(Д) · ①НЛЛ(С) · ②В+ВВ(С) · ①ППЛ(Д) · ①ВВВ(Д) · ②ВВЛЛ(С)</w:t>
             </w:r>
           </w:p>
         </w:tc>
@@ -3456,7 +3456,7 @@
           </w:tcPr>
           <w:p>
             <w:r>
-              <w:t xml:space="preserve">старт ① 25, ② 54; преграды: 24, 55, 58</w:t>
+              <w:t xml:space="preserve">старт ① 16, ② 77; преграды: 11, 21, 81</w:t>
             </w:r>
           </w:p>
         </w:tc>
@@ -3466,7 +3466,7 @@
           </w:tcPr>
           <w:p>
             <w:r>
-              <w:t xml:space="preserve">①ВВЛЛ(С) · ②ЛЛЛВ(Д) · ②ЛЛЛН(С) · ②Л+ЛЛЛ(С) · ①ВВН(С) · ①В+ВВВ(Д) · ②ВЛЛ(С) · ②Л+ЛЛ(С) · ②ЛЛЛП(С) · ②ЛЛ(С) · ②ЛЛ+ЛЛ(С) · ②ПП+ПП(Д) · ①ЛЛ+Л(С) · ②ВВ+ВВ(С) · ②ЛПП(Д) · ①Н+НН(С) · ①ППП(Д) · ②ППВВ(С) · ②П+ППП(С) · ①НН+НН(С) · ②ПП+П(С) · ②ВПП(С) · ①В+ВВ(С) · ①ННН(Д) · ①ВВП(Д) · ①ПП(Д) · ②ЛЛЛ+Л(Д) · ①ННЛЛ(Д) · ①ВНН(Д) · ①ЛЛЛЛ(Д) · ②ЛЛНН(Д) · ②НЛЛЛ(С) · ②ВВЛ(С) · ①ППНН(Д) · ①ВВВН(Д) · ①ЛНН(Д) · ①ЛЛЛ(С) · ②НВВВ(Д) · ①ВВВ+В(Д) · ①НННВ(Д) · ②ЛЛВВ(С) · ②НЛЛ(С) · ②ППН(Д) · ①ППВ(Д) · ①ПННН(Д) · ①ВВВЛ(Д) · ②ВЛЛЛ(С) · ①ЛННН(Д)</w:t>
+              <w:t xml:space="preserve">①НПП(Д) · ②НННН(С) · ①НВВ(Д) · ②ЛЛ(Д) · ①ЛЛЛ+Л(С) · ①НННВ(Д) · ①ВВН(Д) · ①ВЛЛ(Д) · ②ПППН(Д) · ②ППВВ(С) · ②НННЛ(С) · ②НЛЛ(С) · ①ВННН(Д) · ②ВВВ(Д) · ②ППЛ(С) · ②ВВВЛ(Д) · ②ППВ(С) · ②НН+Н(Д) · ①ЛЛЛН(С) · ②В+ВВВ(Д) · ①ЛННН(С) · ①ННП(С) · ①ЛНН(С) · ①ННЛЛ(С)</w:t>
             </w:r>
           </w:p>
         </w:tc>
@@ -3488,7 +3488,7 @@
           </w:tcPr>
           <w:p>
             <w:r>
-              <w:t xml:space="preserve">старт ① 58, ② 41; преграды: 15, 27, 33</w:t>
+              <w:t xml:space="preserve">старт ① 76, ② 16; преграды: 43, 74, 86</w:t>
             </w:r>
           </w:p>
         </w:tc>
@@ -3498,7 +3498,7 @@
           </w:tcPr>
           <w:p>
             <w:r>
-              <w:t xml:space="preserve">①ННП(С) · ②ППВВ(С) · ②НЛЛЛ(Д) · ①ВВ+ВВ(Д) · ②ЛЛ+ЛЛ(С) · ①ЛЛ(Д) · ①ПВВ(Д) · ①ННЛ(Д) · ②НВВВ(С) · ①ВВ(Д) · ①ПППП(Д) · ②ЛЛЛ(С) · ①ПППВ(С) · ①НН+Н(Д) · ①НН+НН(С) · ②ПП(Д) · ①ЛНН(Д) · ②ВПП(Д) · ②ППНН(Д) · ②ВЛЛЛ(Д) · ②ЛННН(Д) · ②ННЛЛ(Д) · ①ППП(С) · ②ПНН(С) · ②ЛПП(С) · ①ПП+П(С) · ②ПВВВ(Д) · ①ВНН(Д) · ①НННВ(С) · ①П+ППП(С) · ②В+ВВ(Д) · ①ВВН(Д) · ①ННПП(С) · ②ЛВВ(С) · ②НННЛ(Д) · ①ННН(С) · ①НННП(С) · ②НННН(Д) · ②ВВВЛ(С) · ①ННВ(Д) · ①ВВВ(Д) · ①ВВВВ(Д) · ②ВЛЛ(С) · ②ЛЛВВ(С) · ②Л+ЛЛ(С) · ②ННН+Н(С) · ②ЛЛЛН(С) · ①ВВЛЛ(С)</w:t>
+              <w:t xml:space="preserve">②Н+НН(С) · ②ВЛЛЛ(С) · ②ЛНН(С) · ①ПП+П(С) · ②НППП(Д) · ①ВНН(Д) · ①В+ВВ(С) · ②Н+ННН(С) · ②ПППЛ(Д) · ②НННВ(С) · ②ННВ(Д) · ①ВВВВ(Д) · ②ПП(Д) · ②ЛЛВ(Д) · ①НВВ(Д) · ①ВВВН(С) · ①НН+НН(Д) · ①ВВ(С) · ①ЛЛНН(Д) · ①ПННН(С) · ②ВПП(С) · ②НПП(Д) · ①ННПП(С) · ①ВВП(Д)</w:t>
             </w:r>
           </w:p>
         </w:tc>
@@ -3507,7 +3507,7 @@
     <w:p/>
     <w:p>
       <w:r>
-        <w:t xml:space="preserve">Каждая вариация встречается не больше одного раза. Старт и преграды фиксированы для раунда. Баланс каждого раунда: 24 ДАЛЬШЕ / 24 СТОП.</w:t>
+        <w:t xml:space="preserve">Каждая вариация встречается не больше одного раза. Старт и преграды фиксированы для раунда. Баланс каждого раунда: 12 ДАЛЬШЕ / 12 СТОП.</w:t>
       </w:r>
     </w:p>
     <w:sectPr/>
